--- a/Задание 3/пми.docx
+++ b/Задание 3/пми.docx
@@ -322,8 +322,9 @@
           <w:vertAlign w:val="superscript"/>
           <w:lang w:eastAsia="ru-RU"/>
         </w:rPr>
-        <w:t>(должность,</w:t>
-      </w:r>
+        <w:t>(</w:t>
+      </w:r>
+      <w:proofErr w:type="gramStart"/>
       <w:r>
         <w:rPr>
           <w:i/>
@@ -332,8 +333,19 @@
           <w:vertAlign w:val="superscript"/>
           <w:lang w:eastAsia="ru-RU"/>
         </w:rPr>
+        <w:t>должность,</w:t>
+      </w:r>
+      <w:r>
+        <w:rPr>
+          <w:i/>
+          <w:color w:val="FFFFFF" w:themeColor="background1"/>
+          <w:sz w:val="24"/>
+          <w:vertAlign w:val="superscript"/>
+          <w:lang w:eastAsia="ru-RU"/>
+        </w:rPr>
         <w:t xml:space="preserve">   </w:t>
       </w:r>
+      <w:proofErr w:type="gramEnd"/>
       <w:r>
         <w:rPr>
           <w:i/>
@@ -468,6 +480,7 @@
         </w:rPr>
         <w:t>Дата</w:t>
       </w:r>
+      <w:proofErr w:type="gramStart"/>
       <w:r>
         <w:rPr>
           <w:color w:val="FFFFFF" w:themeColor="background1"/>
@@ -484,6 +497,7 @@
         </w:rPr>
         <w:t>«</w:t>
       </w:r>
+      <w:proofErr w:type="gramEnd"/>
       <w:r>
         <w:rPr>
           <w:color w:val="FFFFFF" w:themeColor="background1"/>
@@ -4536,7 +4550,7 @@
                 <w:webHidden/>
                 <w:sz w:val="24"/>
               </w:rPr>
-              <w:t>6</w:t>
+              <w:t>7</w:t>
             </w:r>
             <w:r>
               <w:rPr>
@@ -4708,7 +4722,7 @@
                 <w:webHidden/>
                 <w:sz w:val="24"/>
               </w:rPr>
-              <w:t>7</w:t>
+              <w:t>8</w:t>
             </w:r>
             <w:r>
               <w:rPr>
@@ -4844,7 +4858,7 @@
                 <w:webHidden/>
                 <w:sz w:val="24"/>
               </w:rPr>
-              <w:t>8</w:t>
+              <w:t>9</w:t>
             </w:r>
             <w:r>
               <w:rPr>
@@ -4980,7 +4994,7 @@
                 <w:webHidden/>
                 <w:sz w:val="24"/>
               </w:rPr>
-              <w:t>9</w:t>
+              <w:t>10</w:t>
             </w:r>
             <w:r>
               <w:rPr>
@@ -5080,7 +5094,7 @@
                 <w:webHidden/>
                 <w:sz w:val="24"/>
               </w:rPr>
-              <w:t>10</w:t>
+              <w:t>11</w:t>
             </w:r>
             <w:r>
               <w:rPr>
@@ -5233,7 +5247,7 @@
                 <w:webHidden/>
                 <w:sz w:val="24"/>
               </w:rPr>
-              <w:t>11</w:t>
+              <w:t>12</w:t>
             </w:r>
             <w:r>
               <w:rPr>
@@ -10416,49 +10430,14 @@
           <w:color w:val="000000" w:themeColor="text1"/>
           <w:sz w:val="24"/>
         </w:rPr>
-        <w:t>Приемочные</w:t>
-      </w:r>
-      <w:r>
-        <w:rPr>
-          <w:color w:val="000000" w:themeColor="text1"/>
-          <w:sz w:val="24"/>
-        </w:rPr>
-        <w:t xml:space="preserve"> </w:t>
-      </w:r>
-      <w:r>
-        <w:rPr>
-          <w:color w:val="000000" w:themeColor="text1"/>
-          <w:sz w:val="24"/>
-        </w:rPr>
-        <w:t>испытания</w:t>
-      </w:r>
-      <w:r>
-        <w:rPr>
-          <w:color w:val="000000" w:themeColor="text1"/>
-          <w:sz w:val="24"/>
-        </w:rPr>
-        <w:t xml:space="preserve"> </w:t>
-      </w:r>
-      <w:r>
-        <w:rPr>
-          <w:color w:val="000000" w:themeColor="text1"/>
-          <w:sz w:val="24"/>
-        </w:rPr>
-        <w:t>включают</w:t>
-      </w:r>
-      <w:r>
-        <w:rPr>
-          <w:color w:val="000000" w:themeColor="text1"/>
-          <w:sz w:val="24"/>
-        </w:rPr>
-        <w:t xml:space="preserve"> </w:t>
-      </w:r>
-      <w:r>
-        <w:rPr>
-          <w:color w:val="000000" w:themeColor="text1"/>
-          <w:sz w:val="24"/>
-        </w:rPr>
-        <w:t>проверку:</w:t>
+        <w:t>Приемочные испытания включают следующие виды проверок</w:t>
+      </w:r>
+      <w:r>
+        <w:rPr>
+          <w:color w:val="000000" w:themeColor="text1"/>
+          <w:sz w:val="24"/>
+        </w:rPr>
+        <w:t>:</w:t>
       </w:r>
     </w:p>
     <w:p>
@@ -10482,55 +10461,15 @@
           <w:szCs w:val="22"/>
           <w:lang w:bidi="ar-SA"/>
         </w:rPr>
-        <w:t>р</w:t>
-      </w:r>
-      <w:r>
-        <w:rPr>
-          <w:sz w:val="24"/>
-          <w:szCs w:val="22"/>
-          <w:lang w:bidi="ar-SA"/>
-        </w:rPr>
-        <w:t>азвертывание</w:t>
-      </w:r>
-      <w:r>
-        <w:rPr>
-          <w:sz w:val="24"/>
-          <w:szCs w:val="22"/>
-          <w:lang w:bidi="ar-SA"/>
-        </w:rPr>
-        <w:t xml:space="preserve"> </w:t>
-      </w:r>
-      <w:r>
-        <w:rPr>
-          <w:sz w:val="24"/>
-          <w:szCs w:val="22"/>
-          <w:lang w:bidi="ar-SA"/>
-        </w:rPr>
-        <w:t>и</w:t>
-      </w:r>
-      <w:r>
-        <w:rPr>
-          <w:sz w:val="24"/>
-          <w:szCs w:val="22"/>
-          <w:lang w:bidi="ar-SA"/>
-        </w:rPr>
-        <w:t xml:space="preserve"> </w:t>
-      </w:r>
-      <w:r>
-        <w:rPr>
-          <w:sz w:val="24"/>
-          <w:szCs w:val="22"/>
-          <w:lang w:bidi="ar-SA"/>
-        </w:rPr>
-        <w:t>настройка</w:t>
-      </w:r>
-      <w:r>
-        <w:rPr>
-          <w:sz w:val="24"/>
-          <w:szCs w:val="22"/>
-          <w:lang w:bidi="ar-SA"/>
-        </w:rPr>
-        <w:t xml:space="preserve"> </w:t>
+        <w:t>к</w:t>
+      </w:r>
+      <w:r>
+        <w:rPr>
+          <w:sz w:val="24"/>
+          <w:szCs w:val="22"/>
+          <w:lang w:bidi="ar-SA"/>
+        </w:rPr>
+        <w:t xml:space="preserve">омплексные функциональные тесты </w:t>
       </w:r>
       <w:r>
         <w:rPr>
@@ -10554,215 +10493,78 @@
           <w:szCs w:val="22"/>
           <w:lang w:bidi="ar-SA"/>
         </w:rPr>
-        <w:t>проверка</w:t>
-      </w:r>
-      <w:r>
-        <w:rPr>
-          <w:sz w:val="24"/>
-          <w:szCs w:val="22"/>
-          <w:lang w:bidi="ar-SA"/>
-        </w:rPr>
-        <w:t xml:space="preserve"> </w:t>
-      </w:r>
-      <w:r>
-        <w:rPr>
-          <w:sz w:val="24"/>
-          <w:szCs w:val="22"/>
-          <w:lang w:bidi="ar-SA"/>
-        </w:rPr>
-        <w:t>корректности</w:t>
-      </w:r>
-      <w:r>
-        <w:rPr>
-          <w:sz w:val="24"/>
-          <w:szCs w:val="22"/>
-          <w:lang w:bidi="ar-SA"/>
-        </w:rPr>
-        <w:t xml:space="preserve"> </w:t>
-      </w:r>
-      <w:r>
-        <w:rPr>
-          <w:sz w:val="24"/>
-          <w:szCs w:val="22"/>
-          <w:lang w:bidi="ar-SA"/>
-        </w:rPr>
-        <w:t>установки</w:t>
-      </w:r>
-      <w:r>
-        <w:rPr>
-          <w:sz w:val="24"/>
-          <w:szCs w:val="22"/>
-          <w:lang w:bidi="ar-SA"/>
-        </w:rPr>
-        <w:t xml:space="preserve"> </w:t>
-      </w:r>
-      <w:r>
-        <w:rPr>
-          <w:sz w:val="24"/>
-          <w:szCs w:val="22"/>
-          <w:lang w:bidi="ar-SA"/>
-        </w:rPr>
-        <w:t>Системы</w:t>
-      </w:r>
-      <w:r>
-        <w:rPr>
-          <w:sz w:val="24"/>
-          <w:szCs w:val="22"/>
-          <w:lang w:bidi="ar-SA"/>
-        </w:rPr>
-        <w:t xml:space="preserve"> </w:t>
-      </w:r>
-      <w:r>
-        <w:rPr>
-          <w:sz w:val="24"/>
-          <w:szCs w:val="22"/>
-          <w:lang w:bidi="ar-SA"/>
-        </w:rPr>
-        <w:t>в</w:t>
-      </w:r>
-      <w:r>
-        <w:rPr>
-          <w:sz w:val="24"/>
-          <w:szCs w:val="22"/>
-          <w:lang w:bidi="ar-SA"/>
-        </w:rPr>
-        <w:t xml:space="preserve"> </w:t>
-      </w:r>
-      <w:r>
-        <w:rPr>
-          <w:sz w:val="24"/>
-          <w:szCs w:val="22"/>
-          <w:lang w:bidi="ar-SA"/>
-        </w:rPr>
-        <w:t>среде</w:t>
-      </w:r>
-      <w:r>
-        <w:rPr>
-          <w:sz w:val="24"/>
-          <w:szCs w:val="22"/>
-          <w:lang w:bidi="ar-SA"/>
-        </w:rPr>
-        <w:t xml:space="preserve"> </w:t>
-      </w:r>
-      <w:r>
-        <w:rPr>
-          <w:sz w:val="24"/>
-          <w:szCs w:val="22"/>
-          <w:lang w:val="en-US" w:bidi="ar-SA"/>
-        </w:rPr>
-        <w:t>Apache</w:t>
-      </w:r>
-      <w:r>
-        <w:rPr>
-          <w:sz w:val="24"/>
-          <w:szCs w:val="22"/>
-          <w:lang w:bidi="ar-SA"/>
-        </w:rPr>
-        <w:t xml:space="preserve"> </w:t>
-      </w:r>
-      <w:r>
-        <w:rPr>
-          <w:sz w:val="24"/>
-          <w:szCs w:val="22"/>
-          <w:lang w:val="en-US" w:bidi="ar-SA"/>
-        </w:rPr>
-        <w:t>Airflow</w:t>
-      </w:r>
-      <w:r>
-        <w:rPr>
-          <w:sz w:val="24"/>
-          <w:szCs w:val="22"/>
-          <w:lang w:bidi="ar-SA"/>
-        </w:rPr>
-        <w:t xml:space="preserve"> </w:t>
-      </w:r>
-      <w:r>
-        <w:rPr>
-          <w:sz w:val="24"/>
-          <w:szCs w:val="22"/>
-          <w:lang w:bidi="ar-SA"/>
-        </w:rPr>
-        <w:t>и</w:t>
-      </w:r>
-      <w:r>
-        <w:rPr>
-          <w:sz w:val="24"/>
-          <w:szCs w:val="22"/>
-          <w:lang w:bidi="ar-SA"/>
-        </w:rPr>
-        <w:t xml:space="preserve"> </w:t>
-      </w:r>
-      <w:r>
-        <w:rPr>
-          <w:sz w:val="24"/>
-          <w:szCs w:val="22"/>
-          <w:lang w:bidi="ar-SA"/>
-        </w:rPr>
-        <w:t>настройки</w:t>
-      </w:r>
-      <w:r>
-        <w:rPr>
-          <w:sz w:val="24"/>
-          <w:szCs w:val="22"/>
-          <w:lang w:bidi="ar-SA"/>
-        </w:rPr>
-        <w:t xml:space="preserve"> </w:t>
-      </w:r>
-      <w:r>
-        <w:rPr>
-          <w:sz w:val="24"/>
-          <w:szCs w:val="22"/>
-          <w:lang w:bidi="ar-SA"/>
-        </w:rPr>
-        <w:t>подключений</w:t>
-      </w:r>
-      <w:r>
-        <w:rPr>
-          <w:sz w:val="24"/>
-          <w:szCs w:val="22"/>
-          <w:lang w:bidi="ar-SA"/>
-        </w:rPr>
-        <w:t xml:space="preserve"> </w:t>
-      </w:r>
-      <w:r>
-        <w:rPr>
-          <w:sz w:val="24"/>
-          <w:szCs w:val="22"/>
-          <w:lang w:bidi="ar-SA"/>
-        </w:rPr>
-        <w:t>к</w:t>
-      </w:r>
-      <w:r>
-        <w:rPr>
-          <w:sz w:val="24"/>
-          <w:szCs w:val="22"/>
-          <w:lang w:bidi="ar-SA"/>
-        </w:rPr>
-        <w:t xml:space="preserve"> </w:t>
-      </w:r>
-      <w:r>
-        <w:rPr>
-          <w:sz w:val="24"/>
-          <w:szCs w:val="22"/>
-          <w:lang w:bidi="ar-SA"/>
-        </w:rPr>
-        <w:t>базам</w:t>
-      </w:r>
-      <w:r>
-        <w:rPr>
-          <w:sz w:val="24"/>
-          <w:szCs w:val="22"/>
-          <w:lang w:bidi="ar-SA"/>
-        </w:rPr>
-        <w:t xml:space="preserve"> </w:t>
-      </w:r>
-      <w:r>
-        <w:rPr>
-          <w:sz w:val="24"/>
-          <w:szCs w:val="22"/>
-          <w:lang w:bidi="ar-SA"/>
-        </w:rPr>
-        <w:t>данных</w:t>
+        <w:t>проверка всех основных функций</w:t>
+      </w:r>
+      <w:r>
+        <w:rPr>
+          <w:sz w:val="24"/>
+          <w:szCs w:val="22"/>
+          <w:lang w:bidi="ar-SA"/>
+        </w:rPr>
+        <w:br/>
+      </w:r>
+      <w:r>
+        <w:rPr>
+          <w:sz w:val="24"/>
+          <w:szCs w:val="22"/>
+          <w:lang w:bidi="ar-SA"/>
+        </w:rPr>
+        <w:t>ETL-процесса</w:t>
+      </w:r>
+      <w:r>
+        <w:rPr>
+          <w:sz w:val="24"/>
+          <w:szCs w:val="22"/>
+          <w:lang w:bidi="ar-SA"/>
+        </w:rPr>
+        <w:t>, т</w:t>
+      </w:r>
+      <w:r>
+        <w:rPr>
+          <w:sz w:val="24"/>
+          <w:szCs w:val="22"/>
+          <w:lang w:bidi="ar-SA"/>
+        </w:rPr>
+        <w:t>естирование включает</w:t>
+      </w:r>
+      <w:r>
+        <w:rPr>
+          <w:sz w:val="24"/>
+          <w:szCs w:val="22"/>
+          <w:lang w:bidi="ar-SA"/>
+        </w:rPr>
+        <w:t>:</w:t>
+      </w:r>
+    </w:p>
+    <w:p>
+      <w:pPr>
+        <w:pStyle w:val="a9"/>
+        <w:numPr>
+          <w:ilvl w:val="2"/>
+          <w:numId w:val="13"/>
+        </w:numPr>
+        <w:spacing w:before="0" w:after="0"/>
+        <w:rPr>
+          <w:sz w:val="24"/>
+          <w:szCs w:val="22"/>
+          <w:lang w:bidi="ar-SA"/>
+        </w:rPr>
+      </w:pPr>
+      <w:r>
+        <w:rPr>
+          <w:sz w:val="24"/>
+          <w:szCs w:val="22"/>
+          <w:lang w:bidi="ar-SA"/>
+        </w:rPr>
+        <w:t>п</w:t>
+      </w:r>
+      <w:r>
+        <w:rPr>
+          <w:sz w:val="24"/>
+          <w:szCs w:val="22"/>
+          <w:lang w:bidi="ar-SA"/>
+        </w:rPr>
+        <w:t>озитивные сценарии: проверка на корректных, эталонных данных</w:t>
       </w:r>
       <w:r>
         <w:rPr>
@@ -10771,6 +10573,84 @@
           <w:lang w:bidi="ar-SA"/>
         </w:rPr>
         <w:t>;</w:t>
+      </w:r>
+    </w:p>
+    <w:p>
+      <w:pPr>
+        <w:pStyle w:val="a9"/>
+        <w:numPr>
+          <w:ilvl w:val="2"/>
+          <w:numId w:val="13"/>
+        </w:numPr>
+        <w:spacing w:before="0" w:after="0"/>
+        <w:rPr>
+          <w:sz w:val="24"/>
+          <w:szCs w:val="22"/>
+          <w:lang w:bidi="ar-SA"/>
+        </w:rPr>
+      </w:pPr>
+      <w:r>
+        <w:rPr>
+          <w:sz w:val="24"/>
+          <w:szCs w:val="22"/>
+          <w:lang w:bidi="ar-SA"/>
+        </w:rPr>
+        <w:t>н</w:t>
+      </w:r>
+      <w:r>
+        <w:rPr>
+          <w:sz w:val="24"/>
+          <w:szCs w:val="22"/>
+          <w:lang w:bidi="ar-SA"/>
+        </w:rPr>
+        <w:t>егативные сценарии: проверка реакции системы на некорректные данные (неверный формат, отсутствующие значения</w:t>
+      </w:r>
+      <w:r>
+        <w:rPr>
+          <w:sz w:val="24"/>
+          <w:szCs w:val="22"/>
+          <w:lang w:bidi="ar-SA"/>
+        </w:rPr>
+        <w:t>);</w:t>
+      </w:r>
+    </w:p>
+    <w:p>
+      <w:pPr>
+        <w:pStyle w:val="a9"/>
+        <w:numPr>
+          <w:ilvl w:val="2"/>
+          <w:numId w:val="13"/>
+        </w:numPr>
+        <w:spacing w:before="0" w:after="0"/>
+        <w:rPr>
+          <w:sz w:val="24"/>
+          <w:szCs w:val="22"/>
+          <w:lang w:bidi="ar-SA"/>
+        </w:rPr>
+      </w:pPr>
+      <w:r>
+        <w:rPr>
+          <w:sz w:val="24"/>
+          <w:szCs w:val="22"/>
+          <w:lang w:bidi="ar-SA"/>
+        </w:rPr>
+        <w:t>г</w:t>
+      </w:r>
+      <w:r>
+        <w:rPr>
+          <w:sz w:val="24"/>
+          <w:szCs w:val="22"/>
+          <w:lang w:bidi="ar-SA"/>
+        </w:rPr>
+        <w:t>раничные сценарии: проверка на данных с пограничными значениями (например, пустые файлы-источники</w:t>
+      </w:r>
+      <w:r>
+        <w:rPr>
+          <w:sz w:val="24"/>
+          <w:szCs w:val="22"/>
+          <w:lang w:bidi="ar-SA"/>
+        </w:rPr>
+        <w:t>);</w:t>
       </w:r>
     </w:p>
     <w:p>
@@ -10794,39 +10674,15 @@
           <w:szCs w:val="22"/>
           <w:lang w:bidi="ar-SA"/>
         </w:rPr>
-        <w:t>ф</w:t>
-      </w:r>
-      <w:r>
-        <w:rPr>
-          <w:sz w:val="24"/>
-          <w:szCs w:val="22"/>
-          <w:lang w:bidi="ar-SA"/>
-        </w:rPr>
-        <w:t>ункциональные</w:t>
-      </w:r>
-      <w:r>
-        <w:rPr>
-          <w:sz w:val="24"/>
-          <w:szCs w:val="22"/>
-          <w:lang w:bidi="ar-SA"/>
-        </w:rPr>
-        <w:t xml:space="preserve"> </w:t>
-      </w:r>
-      <w:r>
-        <w:rPr>
-          <w:sz w:val="24"/>
-          <w:szCs w:val="22"/>
-          <w:lang w:bidi="ar-SA"/>
-        </w:rPr>
-        <w:t>тесты</w:t>
-      </w:r>
-      <w:r>
-        <w:rPr>
-          <w:sz w:val="24"/>
-          <w:szCs w:val="22"/>
-          <w:lang w:bidi="ar-SA"/>
-        </w:rPr>
-        <w:t xml:space="preserve"> </w:t>
+        <w:t>т</w:t>
+      </w:r>
+      <w:r>
+        <w:rPr>
+          <w:sz w:val="24"/>
+          <w:szCs w:val="22"/>
+          <w:lang w:bidi="ar-SA"/>
+        </w:rPr>
+        <w:t xml:space="preserve">естирование производительности и нагрузочное тестирование </w:t>
       </w:r>
       <w:r>
         <w:rPr>
@@ -10850,167 +10706,7 @@
           <w:szCs w:val="22"/>
           <w:lang w:bidi="ar-SA"/>
         </w:rPr>
-        <w:t>проверка</w:t>
-      </w:r>
-      <w:r>
-        <w:rPr>
-          <w:sz w:val="24"/>
-          <w:szCs w:val="22"/>
-          <w:lang w:bidi="ar-SA"/>
-        </w:rPr>
-        <w:t xml:space="preserve"> </w:t>
-      </w:r>
-      <w:r>
-        <w:rPr>
-          <w:sz w:val="24"/>
-          <w:szCs w:val="22"/>
-          <w:lang w:bidi="ar-SA"/>
-        </w:rPr>
-        <w:t>всех</w:t>
-      </w:r>
-      <w:r>
-        <w:rPr>
-          <w:sz w:val="24"/>
-          <w:szCs w:val="22"/>
-          <w:lang w:bidi="ar-SA"/>
-        </w:rPr>
-        <w:t xml:space="preserve"> </w:t>
-      </w:r>
-      <w:r>
-        <w:rPr>
-          <w:sz w:val="24"/>
-          <w:szCs w:val="22"/>
-          <w:lang w:bidi="ar-SA"/>
-        </w:rPr>
-        <w:t>основных</w:t>
-      </w:r>
-      <w:r>
-        <w:rPr>
-          <w:sz w:val="24"/>
-          <w:szCs w:val="22"/>
-          <w:lang w:bidi="ar-SA"/>
-        </w:rPr>
-        <w:t xml:space="preserve"> </w:t>
-      </w:r>
-      <w:r>
-        <w:rPr>
-          <w:sz w:val="24"/>
-          <w:szCs w:val="22"/>
-          <w:lang w:bidi="ar-SA"/>
-        </w:rPr>
-        <w:t>функций</w:t>
-      </w:r>
-      <w:r>
-        <w:rPr>
-          <w:sz w:val="24"/>
-          <w:szCs w:val="22"/>
-          <w:lang w:bidi="ar-SA"/>
-        </w:rPr>
-        <w:t xml:space="preserve"> </w:t>
-      </w:r>
-      <w:r>
-        <w:rPr>
-          <w:sz w:val="24"/>
-          <w:szCs w:val="22"/>
-          <w:lang w:bidi="ar-SA"/>
-        </w:rPr>
-        <w:t>ETL-процесса,</w:t>
-      </w:r>
-      <w:r>
-        <w:rPr>
-          <w:sz w:val="24"/>
-          <w:szCs w:val="22"/>
-          <w:lang w:bidi="ar-SA"/>
-        </w:rPr>
-        <w:t xml:space="preserve"> </w:t>
-      </w:r>
-      <w:r>
-        <w:rPr>
-          <w:sz w:val="24"/>
-          <w:szCs w:val="22"/>
-          <w:lang w:bidi="ar-SA"/>
-        </w:rPr>
-        <w:t>включая</w:t>
-      </w:r>
-      <w:r>
-        <w:rPr>
-          <w:sz w:val="24"/>
-          <w:szCs w:val="22"/>
-          <w:lang w:bidi="ar-SA"/>
-        </w:rPr>
-        <w:t xml:space="preserve"> </w:t>
-      </w:r>
-      <w:r>
-        <w:rPr>
-          <w:sz w:val="24"/>
-          <w:szCs w:val="22"/>
-          <w:lang w:bidi="ar-SA"/>
-        </w:rPr>
-        <w:t>извлечение,</w:t>
-      </w:r>
-      <w:r>
-        <w:rPr>
-          <w:sz w:val="24"/>
-          <w:szCs w:val="22"/>
-          <w:lang w:bidi="ar-SA"/>
-        </w:rPr>
-        <w:t xml:space="preserve"> </w:t>
-      </w:r>
-      <w:r>
-        <w:rPr>
-          <w:sz w:val="24"/>
-          <w:szCs w:val="22"/>
-          <w:lang w:bidi="ar-SA"/>
-        </w:rPr>
-        <w:t>преобразование</w:t>
-      </w:r>
-      <w:r>
-        <w:rPr>
-          <w:sz w:val="24"/>
-          <w:szCs w:val="22"/>
-          <w:lang w:bidi="ar-SA"/>
-        </w:rPr>
-        <w:t xml:space="preserve"> </w:t>
-      </w:r>
-      <w:r>
-        <w:rPr>
-          <w:sz w:val="24"/>
-          <w:szCs w:val="22"/>
-          <w:lang w:bidi="ar-SA"/>
-        </w:rPr>
-        <w:t>и</w:t>
-      </w:r>
-      <w:r>
-        <w:rPr>
-          <w:sz w:val="24"/>
-          <w:szCs w:val="22"/>
-          <w:lang w:bidi="ar-SA"/>
-        </w:rPr>
-        <w:t xml:space="preserve"> </w:t>
-      </w:r>
-      <w:r>
-        <w:rPr>
-          <w:sz w:val="24"/>
-          <w:szCs w:val="22"/>
-          <w:lang w:bidi="ar-SA"/>
-        </w:rPr>
-        <w:t>загрузку</w:t>
-      </w:r>
-      <w:r>
-        <w:rPr>
-          <w:sz w:val="24"/>
-          <w:szCs w:val="22"/>
-          <w:lang w:bidi="ar-SA"/>
-        </w:rPr>
-        <w:t xml:space="preserve"> </w:t>
-      </w:r>
-      <w:r>
-        <w:rPr>
-          <w:sz w:val="24"/>
-          <w:szCs w:val="22"/>
-          <w:lang w:bidi="ar-SA"/>
-        </w:rPr>
-        <w:t>данных</w:t>
+        <w:t>проверка времени выполнения процесса на различных объемах данных для оценки масштабируемости системы</w:t>
       </w:r>
       <w:r>
         <w:rPr>
@@ -11050,31 +10746,7 @@
           <w:szCs w:val="22"/>
           <w:lang w:bidi="ar-SA"/>
         </w:rPr>
-        <w:t>есты</w:t>
-      </w:r>
-      <w:r>
-        <w:rPr>
-          <w:sz w:val="24"/>
-          <w:szCs w:val="22"/>
-          <w:lang w:bidi="ar-SA"/>
-        </w:rPr>
-        <w:t xml:space="preserve"> </w:t>
-      </w:r>
-      <w:r>
-        <w:rPr>
-          <w:sz w:val="24"/>
-          <w:szCs w:val="22"/>
-          <w:lang w:bidi="ar-SA"/>
-        </w:rPr>
-        <w:t>производительности</w:t>
-      </w:r>
-      <w:r>
-        <w:rPr>
-          <w:sz w:val="24"/>
-          <w:szCs w:val="22"/>
-          <w:lang w:bidi="ar-SA"/>
-        </w:rPr>
-        <w:t xml:space="preserve"> </w:t>
+        <w:t xml:space="preserve">естирование надежности и отказоустойчивости </w:t>
       </w:r>
       <w:r>
         <w:rPr>
@@ -11098,119 +10770,7 @@
           <w:szCs w:val="22"/>
           <w:lang w:bidi="ar-SA"/>
         </w:rPr>
-        <w:t>проверка</w:t>
-      </w:r>
-      <w:r>
-        <w:rPr>
-          <w:sz w:val="24"/>
-          <w:szCs w:val="22"/>
-          <w:lang w:bidi="ar-SA"/>
-        </w:rPr>
-        <w:t xml:space="preserve"> </w:t>
-      </w:r>
-      <w:r>
-        <w:rPr>
-          <w:sz w:val="24"/>
-          <w:szCs w:val="22"/>
-          <w:lang w:bidi="ar-SA"/>
-        </w:rPr>
-        <w:t>времени</w:t>
-      </w:r>
-      <w:r>
-        <w:rPr>
-          <w:sz w:val="24"/>
-          <w:szCs w:val="22"/>
-          <w:lang w:bidi="ar-SA"/>
-        </w:rPr>
-        <w:t xml:space="preserve"> </w:t>
-      </w:r>
-      <w:r>
-        <w:rPr>
-          <w:sz w:val="24"/>
-          <w:szCs w:val="22"/>
-          <w:lang w:bidi="ar-SA"/>
-        </w:rPr>
-        <w:t>выполнения</w:t>
-      </w:r>
-      <w:r>
-        <w:rPr>
-          <w:sz w:val="24"/>
-          <w:szCs w:val="22"/>
-          <w:lang w:bidi="ar-SA"/>
-        </w:rPr>
-        <w:t xml:space="preserve"> </w:t>
-      </w:r>
-      <w:r>
-        <w:rPr>
-          <w:sz w:val="24"/>
-          <w:szCs w:val="22"/>
-          <w:lang w:bidi="ar-SA"/>
-        </w:rPr>
-        <w:t>процесса</w:t>
-      </w:r>
-      <w:r>
-        <w:rPr>
-          <w:sz w:val="24"/>
-          <w:szCs w:val="22"/>
-          <w:lang w:bidi="ar-SA"/>
-        </w:rPr>
-        <w:t xml:space="preserve"> </w:t>
-      </w:r>
-      <w:r>
-        <w:rPr>
-          <w:sz w:val="24"/>
-          <w:szCs w:val="22"/>
-          <w:lang w:bidi="ar-SA"/>
-        </w:rPr>
-        <w:t>на</w:t>
-      </w:r>
-      <w:r>
-        <w:rPr>
-          <w:sz w:val="24"/>
-          <w:szCs w:val="22"/>
-          <w:lang w:bidi="ar-SA"/>
-        </w:rPr>
-        <w:t xml:space="preserve"> </w:t>
-      </w:r>
-      <w:r>
-        <w:rPr>
-          <w:sz w:val="24"/>
-          <w:szCs w:val="22"/>
-          <w:lang w:bidi="ar-SA"/>
-        </w:rPr>
-        <w:t>репрезентативных</w:t>
-      </w:r>
-      <w:r>
-        <w:rPr>
-          <w:sz w:val="24"/>
-          <w:szCs w:val="22"/>
-          <w:lang w:bidi="ar-SA"/>
-        </w:rPr>
-        <w:t xml:space="preserve"> </w:t>
-      </w:r>
-      <w:r>
-        <w:rPr>
-          <w:sz w:val="24"/>
-          <w:szCs w:val="22"/>
-          <w:lang w:bidi="ar-SA"/>
-        </w:rPr>
-        <w:t>объемах</w:t>
-      </w:r>
-      <w:r>
-        <w:rPr>
-          <w:sz w:val="24"/>
-          <w:szCs w:val="22"/>
-          <w:lang w:bidi="ar-SA"/>
-        </w:rPr>
-        <w:t xml:space="preserve"> </w:t>
-      </w:r>
-      <w:r>
-        <w:rPr>
-          <w:sz w:val="24"/>
-          <w:szCs w:val="22"/>
-          <w:lang w:bidi="ar-SA"/>
-        </w:rPr>
-        <w:t>данных</w:t>
+        <w:t>проверка корректной обработки нештатных ситуаций, ошибок и сбоев (потеря соединения, недоступность ресурсов)</w:t>
       </w:r>
       <w:r>
         <w:rPr>
@@ -11250,31 +10810,7 @@
           <w:szCs w:val="22"/>
           <w:lang w:bidi="ar-SA"/>
         </w:rPr>
-        <w:t>есты</w:t>
-      </w:r>
-      <w:r>
-        <w:rPr>
-          <w:sz w:val="24"/>
-          <w:szCs w:val="22"/>
-          <w:lang w:bidi="ar-SA"/>
-        </w:rPr>
-        <w:t xml:space="preserve"> </w:t>
-      </w:r>
-      <w:r>
-        <w:rPr>
-          <w:sz w:val="24"/>
-          <w:szCs w:val="22"/>
-          <w:lang w:bidi="ar-SA"/>
-        </w:rPr>
-        <w:t>надёжности</w:t>
-      </w:r>
-      <w:r>
-        <w:rPr>
-          <w:sz w:val="24"/>
-          <w:szCs w:val="22"/>
-          <w:lang w:bidi="ar-SA"/>
-        </w:rPr>
-        <w:t xml:space="preserve"> </w:t>
+        <w:t xml:space="preserve">естирование совместимости </w:t>
       </w:r>
       <w:r>
         <w:rPr>
@@ -11298,303 +10834,7 @@
           <w:szCs w:val="22"/>
           <w:lang w:bidi="ar-SA"/>
         </w:rPr>
-        <w:t>проверка</w:t>
-      </w:r>
-      <w:r>
-        <w:rPr>
-          <w:sz w:val="24"/>
-          <w:szCs w:val="22"/>
-          <w:lang w:bidi="ar-SA"/>
-        </w:rPr>
-        <w:t xml:space="preserve"> </w:t>
-      </w:r>
-      <w:r>
-        <w:rPr>
-          <w:sz w:val="24"/>
-          <w:szCs w:val="22"/>
-          <w:lang w:bidi="ar-SA"/>
-        </w:rPr>
-        <w:t>корректной</w:t>
-      </w:r>
-      <w:r>
-        <w:rPr>
-          <w:sz w:val="24"/>
-          <w:szCs w:val="22"/>
-          <w:lang w:bidi="ar-SA"/>
-        </w:rPr>
-        <w:t xml:space="preserve"> </w:t>
-      </w:r>
-      <w:r>
-        <w:rPr>
-          <w:sz w:val="24"/>
-          <w:szCs w:val="22"/>
-          <w:lang w:bidi="ar-SA"/>
-        </w:rPr>
-        <w:t>обработки</w:t>
-      </w:r>
-      <w:r>
-        <w:rPr>
-          <w:sz w:val="24"/>
-          <w:szCs w:val="22"/>
-          <w:lang w:bidi="ar-SA"/>
-        </w:rPr>
-        <w:t xml:space="preserve"> </w:t>
-      </w:r>
-      <w:r>
-        <w:rPr>
-          <w:sz w:val="24"/>
-          <w:szCs w:val="22"/>
-          <w:lang w:bidi="ar-SA"/>
-        </w:rPr>
-        <w:t>нештатных</w:t>
-      </w:r>
-      <w:r>
-        <w:rPr>
-          <w:sz w:val="24"/>
-          <w:szCs w:val="22"/>
-          <w:lang w:bidi="ar-SA"/>
-        </w:rPr>
-        <w:t xml:space="preserve"> </w:t>
-      </w:r>
-      <w:r>
-        <w:rPr>
-          <w:sz w:val="24"/>
-          <w:szCs w:val="22"/>
-          <w:lang w:bidi="ar-SA"/>
-        </w:rPr>
-        <w:t>ситуаций</w:t>
-      </w:r>
-      <w:r>
-        <w:rPr>
-          <w:sz w:val="24"/>
-          <w:szCs w:val="22"/>
-          <w:lang w:bidi="ar-SA"/>
-        </w:rPr>
-        <w:t xml:space="preserve"> </w:t>
-      </w:r>
-      <w:r>
-        <w:rPr>
-          <w:sz w:val="24"/>
-          <w:szCs w:val="22"/>
-          <w:lang w:bidi="ar-SA"/>
-        </w:rPr>
-        <w:t>и</w:t>
-      </w:r>
-      <w:r>
-        <w:rPr>
-          <w:sz w:val="24"/>
-          <w:szCs w:val="22"/>
-          <w:lang w:bidi="ar-SA"/>
-        </w:rPr>
-        <w:t xml:space="preserve"> </w:t>
-      </w:r>
-      <w:r>
-        <w:rPr>
-          <w:sz w:val="24"/>
-          <w:szCs w:val="22"/>
-          <w:lang w:bidi="ar-SA"/>
-        </w:rPr>
-        <w:t>ошибок</w:t>
-      </w:r>
-      <w:r>
-        <w:rPr>
-          <w:sz w:val="24"/>
-          <w:szCs w:val="22"/>
-          <w:lang w:bidi="ar-SA"/>
-        </w:rPr>
-        <w:t>;</w:t>
-      </w:r>
-    </w:p>
-    <w:p>
-      <w:pPr>
-        <w:pStyle w:val="a9"/>
-        <w:numPr>
-          <w:ilvl w:val="0"/>
-          <w:numId w:val="13"/>
-        </w:numPr>
-        <w:spacing w:before="0" w:after="0"/>
-        <w:ind w:left="0" w:firstLine="851"/>
-        <w:rPr>
-          <w:sz w:val="24"/>
-          <w:szCs w:val="22"/>
-          <w:lang w:bidi="ar-SA"/>
-        </w:rPr>
-      </w:pPr>
-      <w:r>
-        <w:rPr>
-          <w:sz w:val="24"/>
-          <w:szCs w:val="22"/>
-          <w:lang w:bidi="ar-SA"/>
-        </w:rPr>
-        <w:t>т</w:t>
-      </w:r>
-      <w:r>
-        <w:rPr>
-          <w:sz w:val="24"/>
-          <w:szCs w:val="22"/>
-          <w:lang w:bidi="ar-SA"/>
-        </w:rPr>
-        <w:t>есты</w:t>
-      </w:r>
-      <w:r>
-        <w:rPr>
-          <w:sz w:val="24"/>
-          <w:szCs w:val="22"/>
-          <w:lang w:bidi="ar-SA"/>
-        </w:rPr>
-        <w:t xml:space="preserve"> </w:t>
-      </w:r>
-      <w:r>
-        <w:rPr>
-          <w:sz w:val="24"/>
-          <w:szCs w:val="22"/>
-          <w:lang w:bidi="ar-SA"/>
-        </w:rPr>
-        <w:t>совместимости</w:t>
-      </w:r>
-      <w:r>
-        <w:rPr>
-          <w:sz w:val="24"/>
-          <w:szCs w:val="22"/>
-          <w:lang w:bidi="ar-SA"/>
-        </w:rPr>
-        <w:t xml:space="preserve"> </w:t>
-      </w:r>
-      <w:r>
-        <w:rPr>
-          <w:sz w:val="24"/>
-          <w:szCs w:val="22"/>
-          <w:lang w:bidi="ar-SA"/>
-        </w:rPr>
-        <w:t>–</w:t>
-      </w:r>
-      <w:r>
-        <w:rPr>
-          <w:sz w:val="24"/>
-          <w:szCs w:val="22"/>
-          <w:lang w:bidi="ar-SA"/>
-        </w:rPr>
-        <w:t xml:space="preserve"> </w:t>
-      </w:r>
-      <w:r>
-        <w:rPr>
-          <w:sz w:val="24"/>
-          <w:szCs w:val="22"/>
-          <w:lang w:bidi="ar-SA"/>
-        </w:rPr>
-        <w:t>проверка</w:t>
-      </w:r>
-      <w:r>
-        <w:rPr>
-          <w:sz w:val="24"/>
-          <w:szCs w:val="22"/>
-          <w:lang w:bidi="ar-SA"/>
-        </w:rPr>
-        <w:t xml:space="preserve"> </w:t>
-      </w:r>
-      <w:r>
-        <w:rPr>
-          <w:sz w:val="24"/>
-          <w:szCs w:val="22"/>
-          <w:lang w:bidi="ar-SA"/>
-        </w:rPr>
-        <w:t>работы</w:t>
-      </w:r>
-      <w:r>
-        <w:rPr>
-          <w:sz w:val="24"/>
-          <w:szCs w:val="22"/>
-          <w:lang w:bidi="ar-SA"/>
-        </w:rPr>
-        <w:t xml:space="preserve"> </w:t>
-      </w:r>
-      <w:r>
-        <w:rPr>
-          <w:sz w:val="24"/>
-          <w:szCs w:val="22"/>
-          <w:lang w:bidi="ar-SA"/>
-        </w:rPr>
-        <w:t>на</w:t>
-      </w:r>
-      <w:r>
-        <w:rPr>
-          <w:sz w:val="24"/>
-          <w:szCs w:val="22"/>
-          <w:lang w:bidi="ar-SA"/>
-        </w:rPr>
-        <w:t xml:space="preserve"> </w:t>
-      </w:r>
-      <w:r>
-        <w:rPr>
-          <w:sz w:val="24"/>
-          <w:szCs w:val="22"/>
-          <w:lang w:bidi="ar-SA"/>
-        </w:rPr>
-        <w:t>тестовой</w:t>
-      </w:r>
-      <w:r>
-        <w:rPr>
-          <w:sz w:val="24"/>
-          <w:szCs w:val="22"/>
-          <w:lang w:bidi="ar-SA"/>
-        </w:rPr>
-        <w:t xml:space="preserve"> </w:t>
-      </w:r>
-      <w:r>
-        <w:rPr>
-          <w:sz w:val="24"/>
-          <w:szCs w:val="22"/>
-          <w:lang w:bidi="ar-SA"/>
-        </w:rPr>
-        <w:t>и</w:t>
-      </w:r>
-      <w:r>
-        <w:rPr>
-          <w:sz w:val="24"/>
-          <w:szCs w:val="22"/>
-          <w:lang w:bidi="ar-SA"/>
-        </w:rPr>
-        <w:t xml:space="preserve"> </w:t>
-      </w:r>
-      <w:r>
-        <w:rPr>
-          <w:sz w:val="24"/>
-          <w:szCs w:val="22"/>
-          <w:lang w:bidi="ar-SA"/>
-        </w:rPr>
-        <w:t>продуктивной</w:t>
-      </w:r>
-      <w:r>
-        <w:rPr>
-          <w:sz w:val="24"/>
-          <w:szCs w:val="22"/>
-          <w:lang w:bidi="ar-SA"/>
-        </w:rPr>
-        <w:t xml:space="preserve"> </w:t>
-      </w:r>
-      <w:r>
-        <w:rPr>
-          <w:sz w:val="24"/>
-          <w:szCs w:val="22"/>
-          <w:lang w:bidi="ar-SA"/>
-        </w:rPr>
-        <w:t>конфигурациях</w:t>
-      </w:r>
-      <w:r>
-        <w:rPr>
-          <w:sz w:val="24"/>
-          <w:szCs w:val="22"/>
-          <w:lang w:bidi="ar-SA"/>
-        </w:rPr>
-        <w:t xml:space="preserve"> </w:t>
-      </w:r>
-      <w:r>
-        <w:rPr>
-          <w:sz w:val="24"/>
-          <w:szCs w:val="22"/>
-          <w:lang w:bidi="ar-SA"/>
-        </w:rPr>
-        <w:t>кластера</w:t>
+        <w:t>проверка работы на тестовой и продуктивной конфигурациях кластера</w:t>
       </w:r>
       <w:r>
         <w:rPr>
@@ -12739,6 +11979,7 @@
           <w:sz w:val="24"/>
           <w:szCs w:val="24"/>
         </w:rPr>
+        <w:lastRenderedPageBreak/>
         <w:t>Перечень</w:t>
       </w:r>
       <w:r>
@@ -15795,8 +15036,8 @@
       <w:tblGrid>
         <w:gridCol w:w="637"/>
         <w:gridCol w:w="2385"/>
-        <w:gridCol w:w="3602"/>
-        <w:gridCol w:w="3271"/>
+        <w:gridCol w:w="3635"/>
+        <w:gridCol w:w="3238"/>
       </w:tblGrid>
       <w:tr>
         <w:trPr>
@@ -15914,7 +15155,7 @@
         </w:tc>
         <w:tc>
           <w:tcPr>
-            <w:tcW w:w="1820" w:type="pct"/>
+            <w:tcW w:w="1837" w:type="pct"/>
             <w:hideMark/>
           </w:tcPr>
           <w:p>
@@ -15963,7 +15204,7 @@
         </w:tc>
         <w:tc>
           <w:tcPr>
-            <w:tcW w:w="1653" w:type="pct"/>
+            <w:tcW w:w="1636" w:type="pct"/>
             <w:hideMark/>
           </w:tcPr>
           <w:p>
@@ -16057,7 +15298,7 @@
         </w:tc>
         <w:tc>
           <w:tcPr>
-            <w:tcW w:w="1820" w:type="pct"/>
+            <w:tcW w:w="1837" w:type="pct"/>
             <w:hideMark/>
           </w:tcPr>
           <w:p>
@@ -16077,7 +15318,7 @@
         </w:tc>
         <w:tc>
           <w:tcPr>
-            <w:tcW w:w="1653" w:type="pct"/>
+            <w:tcW w:w="1636" w:type="pct"/>
             <w:hideMark/>
           </w:tcPr>
           <w:p>
@@ -16155,7 +15396,7 @@
         </w:tc>
         <w:tc>
           <w:tcPr>
-            <w:tcW w:w="1820" w:type="pct"/>
+            <w:tcW w:w="1837" w:type="pct"/>
             <w:hideMark/>
           </w:tcPr>
           <w:p>
@@ -16215,7 +15456,7 @@
         </w:tc>
         <w:tc>
           <w:tcPr>
-            <w:tcW w:w="1653" w:type="pct"/>
+            <w:tcW w:w="1636" w:type="pct"/>
             <w:hideMark/>
           </w:tcPr>
           <w:p>
@@ -16263,6 +15504,12 @@
               </w:rPr>
               <w:t>3</w:t>
             </w:r>
+            <w:r>
+              <w:rPr>
+                <w:sz w:val="24"/>
+              </w:rPr>
+              <w:t>.1</w:t>
+            </w:r>
           </w:p>
         </w:tc>
         <w:tc>
@@ -16281,13 +15528,13 @@
               <w:rPr>
                 <w:sz w:val="24"/>
               </w:rPr>
-              <w:t>Проверка корректности данных</w:t>
+              <w:t>Сверка по количеству записей</w:t>
             </w:r>
           </w:p>
         </w:tc>
         <w:tc>
           <w:tcPr>
-            <w:tcW w:w="1820" w:type="pct"/>
+            <w:tcW w:w="1837" w:type="pct"/>
             <w:hideMark/>
           </w:tcPr>
           <w:p>
@@ -16301,42 +15548,37 @@
               <w:rPr>
                 <w:sz w:val="24"/>
               </w:rPr>
-              <w:t xml:space="preserve">После п.2, выполнить SQL-запросы к целевой таблице в </w:t>
-            </w:r>
-            <w:proofErr w:type="spellStart"/>
-            <w:r>
-              <w:rPr>
-                <w:sz w:val="24"/>
-                <w:lang w:val="en-US"/>
-              </w:rPr>
-              <w:t>ClickHouse</w:t>
-            </w:r>
-            <w:proofErr w:type="spellEnd"/>
-            <w:r>
-              <w:rPr>
-                <w:sz w:val="24"/>
-              </w:rPr>
-              <w:t>;</w:t>
-            </w:r>
-          </w:p>
-          <w:p>
-            <w:pPr>
-              <w:suppressLineNumbers/>
-              <w:rPr>
-                <w:sz w:val="24"/>
-              </w:rPr>
-            </w:pPr>
-            <w:r>
-              <w:rPr>
-                <w:sz w:val="24"/>
-              </w:rPr>
-              <w:t>Сравнить агрегаты с эталонными значениями</w:t>
+              <w:t xml:space="preserve">После п.2, выполнить SQL-запросы </w:t>
+            </w:r>
+            <w:r>
+              <w:rPr>
+                <w:sz w:val="24"/>
+              </w:rPr>
+              <w:t xml:space="preserve">на </w:t>
+            </w:r>
+            <w:r>
+              <w:rPr>
+                <w:sz w:val="24"/>
+              </w:rPr>
+              <w:t>подсчет кол</w:t>
+            </w:r>
+            <w:r>
+              <w:rPr>
+                <w:sz w:val="24"/>
+              </w:rPr>
+              <w:t>ичест</w:t>
+            </w:r>
+            <w:r>
+              <w:rPr>
+                <w:sz w:val="24"/>
+              </w:rPr>
+              <w:t>ва строк в таблицах-источниках и в целевой витрине</w:t>
             </w:r>
           </w:p>
         </w:tc>
         <w:tc>
           <w:tcPr>
-            <w:tcW w:w="1653" w:type="pct"/>
+            <w:tcW w:w="1636" w:type="pct"/>
             <w:hideMark/>
           </w:tcPr>
           <w:p>
@@ -16350,7 +15592,88 @@
               <w:rPr>
                 <w:sz w:val="24"/>
               </w:rPr>
-              <w:t>Данные в витрине соответствуют ожидаемым. Расхождение контрольных сумм равно нулю</w:t>
+              <w:t>Количество строк в целевой витрине соответствует ожидаемому количеству после всех преобразований</w:t>
+            </w:r>
+          </w:p>
+        </w:tc>
+      </w:tr>
+      <w:tr>
+        <w:trPr>
+          <w:trHeight w:val="830"/>
+        </w:trPr>
+        <w:tc>
+          <w:tcPr>
+            <w:tcW w:w="0" w:type="auto"/>
+          </w:tcPr>
+          <w:p>
+            <w:pPr>
+              <w:suppressLineNumbers/>
+              <w:rPr>
+                <w:sz w:val="24"/>
+              </w:rPr>
+            </w:pPr>
+            <w:r>
+              <w:rPr>
+                <w:sz w:val="24"/>
+              </w:rPr>
+              <w:t>3.2</w:t>
+            </w:r>
+          </w:p>
+        </w:tc>
+        <w:tc>
+          <w:tcPr>
+            <w:tcW w:w="1205" w:type="pct"/>
+          </w:tcPr>
+          <w:p>
+            <w:pPr>
+              <w:suppressLineNumbers/>
+              <w:rPr>
+                <w:sz w:val="24"/>
+              </w:rPr>
+            </w:pPr>
+            <w:r>
+              <w:rPr>
+                <w:sz w:val="24"/>
+              </w:rPr>
+              <w:t>Сверка по контрольным суммам</w:t>
+            </w:r>
+          </w:p>
+        </w:tc>
+        <w:tc>
+          <w:tcPr>
+            <w:tcW w:w="1837" w:type="pct"/>
+          </w:tcPr>
+          <w:p>
+            <w:pPr>
+              <w:suppressLineNumbers/>
+              <w:rPr>
+                <w:sz w:val="24"/>
+              </w:rPr>
+            </w:pPr>
+            <w:r>
+              <w:rPr>
+                <w:sz w:val="24"/>
+              </w:rPr>
+              <w:t>Выполнить SQL-запросы для сравнения контрольных сумм/агрегатов между источниками и целевой витриной</w:t>
+            </w:r>
+          </w:p>
+        </w:tc>
+        <w:tc>
+          <w:tcPr>
+            <w:tcW w:w="1636" w:type="pct"/>
+          </w:tcPr>
+          <w:p>
+            <w:pPr>
+              <w:suppressLineNumbers/>
+              <w:rPr>
+                <w:sz w:val="24"/>
+              </w:rPr>
+            </w:pPr>
+            <w:r>
+              <w:rPr>
+                <w:sz w:val="24"/>
+              </w:rPr>
+              <w:t>Отклонение контрольных сумм по ключевым бизнес-показателям составляет 0%, согласно п. 5.2 ТЗ</w:t>
             </w:r>
           </w:p>
         </w:tc>
@@ -16401,7 +15724,7 @@
         </w:tc>
         <w:tc>
           <w:tcPr>
-            <w:tcW w:w="1820" w:type="pct"/>
+            <w:tcW w:w="1837" w:type="pct"/>
             <w:hideMark/>
           </w:tcPr>
           <w:p>
@@ -16446,7 +15769,7 @@
         </w:tc>
         <w:tc>
           <w:tcPr>
-            <w:tcW w:w="1653" w:type="pct"/>
+            <w:tcW w:w="1636" w:type="pct"/>
             <w:hideMark/>
           </w:tcPr>
           <w:p>
@@ -16460,7 +15783,19 @@
               <w:rPr>
                 <w:sz w:val="24"/>
               </w:rPr>
-              <w:t>Задача извлечения данных завершается с ошибкой (красный цвет). В логах присутствует ошибка аутентификации</w:t>
+              <w:t>Задача извлечения данных завершается с ошибкой (красный цвет). В логах присутствует</w:t>
+            </w:r>
+            <w:r>
+              <w:rPr>
+                <w:sz w:val="24"/>
+              </w:rPr>
+              <w:t xml:space="preserve"> чёткая</w:t>
+            </w:r>
+            <w:r>
+              <w:rPr>
+                <w:sz w:val="24"/>
+              </w:rPr>
+              <w:t xml:space="preserve"> ошибка аутентификации</w:t>
             </w:r>
           </w:p>
         </w:tc>
@@ -16487,6 +15822,12 @@
               </w:rPr>
               <w:t>5</w:t>
             </w:r>
+            <w:r>
+              <w:rPr>
+                <w:sz w:val="24"/>
+              </w:rPr>
+              <w:t>.1</w:t>
+            </w:r>
           </w:p>
         </w:tc>
         <w:tc>
@@ -16505,13 +15846,13 @@
               <w:rPr>
                 <w:sz w:val="24"/>
               </w:rPr>
-              <w:t>Перезапуск после сбоя</w:t>
+              <w:t>Успешный технический перезапуск после сбоя</w:t>
             </w:r>
           </w:p>
         </w:tc>
         <w:tc>
           <w:tcPr>
-            <w:tcW w:w="1820" w:type="pct"/>
+            <w:tcW w:w="1837" w:type="pct"/>
             <w:hideMark/>
           </w:tcPr>
           <w:p>
@@ -16567,7 +15908,7 @@
         </w:tc>
         <w:tc>
           <w:tcPr>
-            <w:tcW w:w="1653" w:type="pct"/>
+            <w:tcW w:w="1636" w:type="pct"/>
             <w:hideMark/>
           </w:tcPr>
           <w:p>
@@ -16590,6 +15931,107 @@
               </w:rPr>
               <w:t>success</w:t>
             </w:r>
+          </w:p>
+        </w:tc>
+      </w:tr>
+      <w:tr>
+        <w:trPr>
+          <w:trHeight w:val="1112"/>
+        </w:trPr>
+        <w:tc>
+          <w:tcPr>
+            <w:tcW w:w="0" w:type="auto"/>
+          </w:tcPr>
+          <w:p>
+            <w:pPr>
+              <w:suppressLineNumbers/>
+              <w:rPr>
+                <w:sz w:val="24"/>
+              </w:rPr>
+            </w:pPr>
+            <w:r>
+              <w:rPr>
+                <w:sz w:val="24"/>
+              </w:rPr>
+              <w:t>5.2</w:t>
+            </w:r>
+          </w:p>
+        </w:tc>
+        <w:tc>
+          <w:tcPr>
+            <w:tcW w:w="1205" w:type="pct"/>
+          </w:tcPr>
+          <w:p>
+            <w:pPr>
+              <w:suppressLineNumbers/>
+              <w:rPr>
+                <w:sz w:val="24"/>
+              </w:rPr>
+            </w:pPr>
+            <w:r>
+              <w:rPr>
+                <w:sz w:val="24"/>
+              </w:rPr>
+              <w:t>Проверка целостности данных после перезапуска</w:t>
+            </w:r>
+          </w:p>
+        </w:tc>
+        <w:tc>
+          <w:tcPr>
+            <w:tcW w:w="1837" w:type="pct"/>
+          </w:tcPr>
+          <w:p>
+            <w:pPr>
+              <w:suppressLineNumbers/>
+              <w:rPr>
+                <w:sz w:val="24"/>
+              </w:rPr>
+            </w:pPr>
+            <w:r>
+              <w:rPr>
+                <w:sz w:val="24"/>
+              </w:rPr>
+              <w:t>После успешного выполнения</w:t>
+            </w:r>
+            <w:r>
+              <w:rPr>
+                <w:sz w:val="24"/>
+              </w:rPr>
+              <w:br/>
+            </w:r>
+            <w:r>
+              <w:rPr>
+                <w:sz w:val="24"/>
+              </w:rPr>
+              <w:t>п. 5.1 выполнить SQL-запрос для поиска дубликатов по уникальным бизнес-ключам в целевой таблице</w:t>
+            </w:r>
+          </w:p>
+        </w:tc>
+        <w:tc>
+          <w:tcPr>
+            <w:tcW w:w="1636" w:type="pct"/>
+          </w:tcPr>
+          <w:p>
+            <w:pPr>
+              <w:suppressLineNumbers/>
+              <w:rPr>
+                <w:sz w:val="24"/>
+              </w:rPr>
+            </w:pPr>
+            <w:r>
+              <w:rPr>
+                <w:sz w:val="24"/>
+              </w:rPr>
+              <w:t xml:space="preserve">Запрос на поиск дубликатов возвращает 0 записей. Данные в витрине </w:t>
+            </w:r>
+            <w:proofErr w:type="spellStart"/>
+            <w:r>
+              <w:rPr>
+                <w:sz w:val="24"/>
+              </w:rPr>
+              <w:t>консистентны</w:t>
+            </w:r>
+            <w:proofErr w:type="spellEnd"/>
           </w:p>
         </w:tc>
       </w:tr>
@@ -16633,13 +16075,13 @@
               <w:rPr>
                 <w:sz w:val="24"/>
               </w:rPr>
-              <w:t>Проверка логирования</w:t>
+              <w:t>Обработка недоступности источника данных</w:t>
             </w:r>
           </w:p>
         </w:tc>
         <w:tc>
           <w:tcPr>
-            <w:tcW w:w="1820" w:type="pct"/>
+            <w:tcW w:w="1837" w:type="pct"/>
             <w:hideMark/>
           </w:tcPr>
           <w:p>
@@ -16653,13 +16095,25 @@
               <w:rPr>
                 <w:sz w:val="24"/>
               </w:rPr>
-              <w:t>Открыть логи для успешного (п.2) и сбойного (п.4) запусков</w:t>
+              <w:t>Во время выполнения запущенного DAG имитировать недоступность БД-источника</w:t>
+            </w:r>
+            <w:r>
+              <w:rPr>
+                <w:sz w:val="24"/>
+              </w:rPr>
+              <w:t xml:space="preserve">, </w:t>
+            </w:r>
+            <w:r>
+              <w:rPr>
+                <w:sz w:val="24"/>
+              </w:rPr>
+              <w:t>например, временно остановить сервис БД</w:t>
             </w:r>
           </w:p>
         </w:tc>
         <w:tc>
           <w:tcPr>
-            <w:tcW w:w="1653" w:type="pct"/>
+            <w:tcW w:w="1636" w:type="pct"/>
             <w:hideMark/>
           </w:tcPr>
           <w:p>
@@ -16673,7 +16127,25 @@
               <w:rPr>
                 <w:sz w:val="24"/>
               </w:rPr>
-              <w:t>Логи информативны, содержат отметки о ключевых этапах. В логе сбоя четко видна причина ошибки</w:t>
+              <w:t>DAG завершается с ошибкой</w:t>
+            </w:r>
+            <w:r>
+              <w:rPr>
+                <w:sz w:val="24"/>
+              </w:rPr>
+              <w:t xml:space="preserve">, </w:t>
+            </w:r>
+            <w:r>
+              <w:rPr>
+                <w:sz w:val="24"/>
+              </w:rPr>
+              <w:t>в</w:t>
+            </w:r>
+            <w:r>
+              <w:rPr>
+                <w:sz w:val="24"/>
+              </w:rPr>
+              <w:t xml:space="preserve"> логах содержится понятная информация о невозможности подключения к источнику</w:t>
             </w:r>
           </w:p>
         </w:tc>
@@ -16700,6 +16172,12 @@
               </w:rPr>
               <w:t>7</w:t>
             </w:r>
+            <w:r>
+              <w:rPr>
+                <w:sz w:val="24"/>
+              </w:rPr>
+              <w:t>.1</w:t>
+            </w:r>
           </w:p>
         </w:tc>
         <w:tc>
@@ -16718,13 +16196,13 @@
               <w:rPr>
                 <w:sz w:val="24"/>
               </w:rPr>
-              <w:t>Производительность</w:t>
+              <w:t>Реакция на неверный тип данных</w:t>
             </w:r>
           </w:p>
         </w:tc>
         <w:tc>
           <w:tcPr>
-            <w:tcW w:w="1820" w:type="pct"/>
+            <w:tcW w:w="1837" w:type="pct"/>
             <w:hideMark/>
           </w:tcPr>
           <w:p>
@@ -16738,25 +16216,13 @@
               <w:rPr>
                 <w:sz w:val="24"/>
               </w:rPr>
-              <w:t>Подготовить набор данных объемом ~1 ТБ</w:t>
-            </w:r>
-            <w:r>
-              <w:rPr>
-                <w:sz w:val="24"/>
-              </w:rPr>
-              <w:t>,</w:t>
-            </w:r>
-            <w:r>
-              <w:rPr>
-                <w:sz w:val="24"/>
-              </w:rPr>
-              <w:t xml:space="preserve"> запустить DAG и зафиксировать общее время выполнения</w:t>
+              <w:t>Подать на вход файл-источник, где в числовом поле содержится текстовое значение</w:t>
             </w:r>
           </w:p>
         </w:tc>
         <w:tc>
           <w:tcPr>
-            <w:tcW w:w="1653" w:type="pct"/>
+            <w:tcW w:w="1636" w:type="pct"/>
             <w:hideMark/>
           </w:tcPr>
           <w:p>
@@ -16770,7 +16236,45 @@
               <w:rPr>
                 <w:sz w:val="24"/>
               </w:rPr>
-              <w:t>Общее время выполнения не превышает 4 часов.</w:t>
+              <w:t>DAG завершается успешно</w:t>
+            </w:r>
+            <w:r>
+              <w:rPr>
+                <w:sz w:val="24"/>
+              </w:rPr>
+              <w:t>, н</w:t>
+            </w:r>
+            <w:r>
+              <w:rPr>
+                <w:sz w:val="24"/>
+              </w:rPr>
+              <w:t>екорректная строка отбрасывается или обрабатывается согласно бизнес-логике</w:t>
+            </w:r>
+            <w:r>
+              <w:rPr>
+                <w:sz w:val="24"/>
+              </w:rPr>
+              <w:t>, ф</w:t>
+            </w:r>
+            <w:r>
+              <w:rPr>
+                <w:sz w:val="24"/>
+              </w:rPr>
+              <w:t xml:space="preserve">акт обработки некорректной строки </w:t>
+            </w:r>
+            <w:proofErr w:type="spellStart"/>
+            <w:r>
+              <w:rPr>
+                <w:sz w:val="24"/>
+              </w:rPr>
+              <w:t>логируется</w:t>
+            </w:r>
+            <w:proofErr w:type="spellEnd"/>
+            <w:r>
+              <w:rPr>
+                <w:sz w:val="24"/>
+              </w:rPr>
+              <w:t xml:space="preserve"> с указанием причины</w:t>
             </w:r>
           </w:p>
         </w:tc>
@@ -16795,7 +16299,8 @@
               <w:rPr>
                 <w:sz w:val="24"/>
               </w:rPr>
-              <w:t>8</w:t>
+              <w:lastRenderedPageBreak/>
+              <w:t>7.2</w:t>
             </w:r>
           </w:p>
         </w:tc>
@@ -16815,13 +16320,13 @@
               <w:rPr>
                 <w:sz w:val="24"/>
               </w:rPr>
-              <w:t>Автоматический запуск</w:t>
+              <w:t>Реакция на отсутствие обязательных данных</w:t>
             </w:r>
           </w:p>
         </w:tc>
         <w:tc>
           <w:tcPr>
-            <w:tcW w:w="1820" w:type="pct"/>
+            <w:tcW w:w="1837" w:type="pct"/>
             <w:hideMark/>
           </w:tcPr>
           <w:p>
@@ -16835,31 +16340,13 @@
               <w:rPr>
                 <w:sz w:val="24"/>
               </w:rPr>
-              <w:t xml:space="preserve">В </w:t>
-            </w:r>
-            <w:r>
-              <w:rPr>
-                <w:sz w:val="24"/>
-              </w:rPr>
-              <w:t>коде DAG установить расписание на запуск через 10 минут от текущего времени</w:t>
-            </w:r>
-            <w:r>
-              <w:rPr>
-                <w:sz w:val="24"/>
-              </w:rPr>
-              <w:t xml:space="preserve">, </w:t>
-            </w:r>
-            <w:r>
-              <w:rPr>
-                <w:sz w:val="24"/>
-              </w:rPr>
-              <w:t>дождаться назначенного времени</w:t>
+              <w:t>Подать на вход источник с отсутствующими значениями (NULL) в полях, которые не могут быть пустыми</w:t>
             </w:r>
           </w:p>
         </w:tc>
         <w:tc>
           <w:tcPr>
-            <w:tcW w:w="1653" w:type="pct"/>
+            <w:tcW w:w="1636" w:type="pct"/>
             <w:hideMark/>
           </w:tcPr>
           <w:p>
@@ -16873,8 +16360,40 @@
               <w:rPr>
                 <w:sz w:val="24"/>
               </w:rPr>
-              <w:t>DAG автоматически стартует в указанное время без ручного вмешательства</w:t>
-            </w:r>
+              <w:t>DAG завершается успешно</w:t>
+            </w:r>
+            <w:r>
+              <w:rPr>
+                <w:sz w:val="24"/>
+              </w:rPr>
+              <w:t>, н</w:t>
+            </w:r>
+            <w:r>
+              <w:rPr>
+                <w:sz w:val="24"/>
+              </w:rPr>
+              <w:t>екорректная строка отбрасывается или обрабатывается согласно бизнес-логике</w:t>
+            </w:r>
+            <w:r>
+              <w:rPr>
+                <w:sz w:val="24"/>
+              </w:rPr>
+              <w:t>, ф</w:t>
+            </w:r>
+            <w:r>
+              <w:rPr>
+                <w:sz w:val="24"/>
+              </w:rPr>
+              <w:t xml:space="preserve">акт обработки некорректной строки </w:t>
+            </w:r>
+            <w:proofErr w:type="spellStart"/>
+            <w:r>
+              <w:rPr>
+                <w:sz w:val="24"/>
+              </w:rPr>
+              <w:t>логируется</w:t>
+            </w:r>
+            <w:proofErr w:type="spellEnd"/>
           </w:p>
         </w:tc>
       </w:tr>
@@ -16898,7 +16417,7 @@
               <w:rPr>
                 <w:sz w:val="24"/>
               </w:rPr>
-              <w:t>9</w:t>
+              <w:t>8</w:t>
             </w:r>
           </w:p>
         </w:tc>
@@ -16918,13 +16437,13 @@
               <w:rPr>
                 <w:sz w:val="24"/>
               </w:rPr>
-              <w:t>Проверка документации</w:t>
+              <w:t>Проверка логирования</w:t>
             </w:r>
           </w:p>
         </w:tc>
         <w:tc>
           <w:tcPr>
-            <w:tcW w:w="1820" w:type="pct"/>
+            <w:tcW w:w="1837" w:type="pct"/>
             <w:hideMark/>
           </w:tcPr>
           <w:p>
@@ -16938,14 +16457,846 @@
               <w:rPr>
                 <w:sz w:val="24"/>
               </w:rPr>
-              <w:t>Проверить наличие, полноту и соответствие ТЗ и РП</w:t>
+              <w:t>Открыть логи для успешного (п.2) и сбойных (п.4, п.6) запусков</w:t>
+            </w:r>
+            <w:r>
+              <w:rPr>
+                <w:sz w:val="24"/>
+              </w:rPr>
+              <w:t>,</w:t>
+            </w:r>
+            <w:r>
+              <w:rPr>
+                <w:sz w:val="24"/>
+              </w:rPr>
+              <w:t xml:space="preserve"> </w:t>
+            </w:r>
+            <w:r>
+              <w:rPr>
+                <w:sz w:val="24"/>
+              </w:rPr>
+              <w:t>п</w:t>
+            </w:r>
+            <w:r>
+              <w:rPr>
+                <w:sz w:val="24"/>
+              </w:rPr>
+              <w:t>роанализировать информативность</w:t>
             </w:r>
           </w:p>
         </w:tc>
         <w:tc>
           <w:tcPr>
-            <w:tcW w:w="1653" w:type="pct"/>
+            <w:tcW w:w="1636" w:type="pct"/>
             <w:hideMark/>
+          </w:tcPr>
+          <w:p>
+            <w:pPr>
+              <w:suppressLineNumbers/>
+              <w:rPr>
+                <w:sz w:val="24"/>
+              </w:rPr>
+            </w:pPr>
+            <w:r>
+              <w:rPr>
+                <w:sz w:val="24"/>
+              </w:rPr>
+              <w:t>Логи информативны, содержат отметки о ключевых этапах</w:t>
+            </w:r>
+            <w:r>
+              <w:rPr>
+                <w:sz w:val="24"/>
+              </w:rPr>
+              <w:t>, в</w:t>
+            </w:r>
+            <w:r>
+              <w:rPr>
+                <w:sz w:val="24"/>
+              </w:rPr>
+              <w:t xml:space="preserve"> логе сбоя четко видна причина и место возникновения ошибки</w:t>
+            </w:r>
+          </w:p>
+        </w:tc>
+      </w:tr>
+      <w:tr>
+        <w:trPr>
+          <w:trHeight w:val="1098"/>
+        </w:trPr>
+        <w:tc>
+          <w:tcPr>
+            <w:tcW w:w="0" w:type="auto"/>
+          </w:tcPr>
+          <w:p>
+            <w:pPr>
+              <w:suppressLineNumbers/>
+              <w:rPr>
+                <w:sz w:val="24"/>
+              </w:rPr>
+            </w:pPr>
+            <w:r>
+              <w:rPr>
+                <w:sz w:val="24"/>
+              </w:rPr>
+              <w:t>9</w:t>
+            </w:r>
+          </w:p>
+        </w:tc>
+        <w:tc>
+          <w:tcPr>
+            <w:tcW w:w="1205" w:type="pct"/>
+          </w:tcPr>
+          <w:p>
+            <w:pPr>
+              <w:suppressLineNumbers/>
+              <w:rPr>
+                <w:sz w:val="24"/>
+              </w:rPr>
+            </w:pPr>
+            <w:r>
+              <w:rPr>
+                <w:sz w:val="24"/>
+              </w:rPr>
+              <w:t>Проверка отправки уведомлений о сбое</w:t>
+            </w:r>
+          </w:p>
+        </w:tc>
+        <w:tc>
+          <w:tcPr>
+            <w:tcW w:w="1837" w:type="pct"/>
+          </w:tcPr>
+          <w:p>
+            <w:pPr>
+              <w:suppressLineNumbers/>
+              <w:rPr>
+                <w:sz w:val="24"/>
+              </w:rPr>
+            </w:pPr>
+            <w:r>
+              <w:rPr>
+                <w:sz w:val="24"/>
+              </w:rPr>
+              <w:t>Настроить в DAG отправку уведомлений</w:t>
+            </w:r>
+            <w:r>
+              <w:rPr>
+                <w:sz w:val="24"/>
+              </w:rPr>
+              <w:t xml:space="preserve">, </w:t>
+            </w:r>
+            <w:r>
+              <w:rPr>
+                <w:sz w:val="24"/>
+              </w:rPr>
+              <w:t xml:space="preserve">например, </w:t>
+            </w:r>
+            <w:r>
+              <w:rPr>
+                <w:sz w:val="24"/>
+              </w:rPr>
+              <w:t xml:space="preserve">на </w:t>
+            </w:r>
+            <w:r>
+              <w:rPr>
+                <w:sz w:val="24"/>
+                <w:lang w:val="en-US"/>
+              </w:rPr>
+              <w:t>email</w:t>
+            </w:r>
+            <w:r>
+              <w:rPr>
+                <w:sz w:val="24"/>
+              </w:rPr>
+              <w:t>, и и</w:t>
+            </w:r>
+            <w:r>
+              <w:rPr>
+                <w:sz w:val="24"/>
+              </w:rPr>
+              <w:t>нициировать сбой</w:t>
+            </w:r>
+          </w:p>
+        </w:tc>
+        <w:tc>
+          <w:tcPr>
+            <w:tcW w:w="1636" w:type="pct"/>
+          </w:tcPr>
+          <w:p>
+            <w:pPr>
+              <w:suppressLineNumbers/>
+              <w:rPr>
+                <w:sz w:val="24"/>
+              </w:rPr>
+            </w:pPr>
+            <w:r>
+              <w:rPr>
+                <w:sz w:val="24"/>
+              </w:rPr>
+              <w:t>На указанный адрес приходит уведомление о сбое ETL-процесса с указанием имени DAG и времени ошибки</w:t>
+            </w:r>
+          </w:p>
+        </w:tc>
+      </w:tr>
+      <w:tr>
+        <w:trPr>
+          <w:trHeight w:val="1098"/>
+        </w:trPr>
+        <w:tc>
+          <w:tcPr>
+            <w:tcW w:w="0" w:type="auto"/>
+          </w:tcPr>
+          <w:p>
+            <w:pPr>
+              <w:suppressLineNumbers/>
+              <w:rPr>
+                <w:sz w:val="24"/>
+              </w:rPr>
+            </w:pPr>
+            <w:r>
+              <w:rPr>
+                <w:sz w:val="24"/>
+              </w:rPr>
+              <w:t>10</w:t>
+            </w:r>
+          </w:p>
+        </w:tc>
+        <w:tc>
+          <w:tcPr>
+            <w:tcW w:w="1205" w:type="pct"/>
+          </w:tcPr>
+          <w:p>
+            <w:pPr>
+              <w:suppressLineNumbers/>
+              <w:rPr>
+                <w:sz w:val="24"/>
+              </w:rPr>
+            </w:pPr>
+            <w:r>
+              <w:rPr>
+                <w:sz w:val="24"/>
+              </w:rPr>
+              <w:t>Проверка скорости обработки на этапе трансформации</w:t>
+            </w:r>
+          </w:p>
+        </w:tc>
+        <w:tc>
+          <w:tcPr>
+            <w:tcW w:w="1837" w:type="pct"/>
+          </w:tcPr>
+          <w:p>
+            <w:pPr>
+              <w:suppressLineNumbers/>
+              <w:rPr>
+                <w:sz w:val="24"/>
+              </w:rPr>
+            </w:pPr>
+            <w:r>
+              <w:rPr>
+                <w:sz w:val="24"/>
+              </w:rPr>
+              <w:t>Проанализировать логи Spark для тестового прогона, определить количество записей и время, затраченное на ключевые этапы трансформации и агрегации</w:t>
+            </w:r>
+          </w:p>
+        </w:tc>
+        <w:tc>
+          <w:tcPr>
+            <w:tcW w:w="1636" w:type="pct"/>
+          </w:tcPr>
+          <w:p>
+            <w:pPr>
+              <w:suppressLineNumbers/>
+              <w:rPr>
+                <w:sz w:val="24"/>
+              </w:rPr>
+            </w:pPr>
+            <w:r>
+              <w:rPr>
+                <w:sz w:val="24"/>
+              </w:rPr>
+              <w:t>Средняя скорость обработки составляет не менее 300 000 записей в секунду</w:t>
+            </w:r>
+          </w:p>
+        </w:tc>
+      </w:tr>
+      <w:tr>
+        <w:trPr>
+          <w:trHeight w:val="1098"/>
+        </w:trPr>
+        <w:tc>
+          <w:tcPr>
+            <w:tcW w:w="0" w:type="auto"/>
+          </w:tcPr>
+          <w:p>
+            <w:pPr>
+              <w:suppressLineNumbers/>
+              <w:rPr>
+                <w:sz w:val="24"/>
+              </w:rPr>
+            </w:pPr>
+            <w:r>
+              <w:rPr>
+                <w:sz w:val="24"/>
+              </w:rPr>
+              <w:t>1</w:t>
+            </w:r>
+            <w:r>
+              <w:rPr>
+                <w:sz w:val="24"/>
+              </w:rPr>
+              <w:t>1</w:t>
+            </w:r>
+          </w:p>
+        </w:tc>
+        <w:tc>
+          <w:tcPr>
+            <w:tcW w:w="1205" w:type="pct"/>
+          </w:tcPr>
+          <w:p>
+            <w:pPr>
+              <w:suppressLineNumbers/>
+              <w:rPr>
+                <w:sz w:val="24"/>
+              </w:rPr>
+            </w:pPr>
+            <w:r>
+              <w:rPr>
+                <w:sz w:val="24"/>
+              </w:rPr>
+              <w:t>Производительность на эталонном объеме</w:t>
+            </w:r>
+          </w:p>
+        </w:tc>
+        <w:tc>
+          <w:tcPr>
+            <w:tcW w:w="1837" w:type="pct"/>
+          </w:tcPr>
+          <w:p>
+            <w:pPr>
+              <w:suppressLineNumbers/>
+              <w:rPr>
+                <w:sz w:val="24"/>
+              </w:rPr>
+            </w:pPr>
+            <w:r>
+              <w:rPr>
+                <w:sz w:val="24"/>
+              </w:rPr>
+              <w:t>Подготовить набор данных объемом 1 ТБ, запустить DAG и зафиксировать общее время выполнения</w:t>
+            </w:r>
+          </w:p>
+        </w:tc>
+        <w:tc>
+          <w:tcPr>
+            <w:tcW w:w="1636" w:type="pct"/>
+          </w:tcPr>
+          <w:p>
+            <w:pPr>
+              <w:suppressLineNumbers/>
+              <w:rPr>
+                <w:sz w:val="24"/>
+              </w:rPr>
+            </w:pPr>
+            <w:r>
+              <w:rPr>
+                <w:sz w:val="24"/>
+              </w:rPr>
+              <w:t>Общее время выполнения не превышает 4 часов при объеме до 1 Т</w:t>
+            </w:r>
+            <w:r>
+              <w:rPr>
+                <w:sz w:val="24"/>
+              </w:rPr>
+              <w:t>Б</w:t>
+            </w:r>
+            <w:r>
+              <w:rPr>
+                <w:sz w:val="24"/>
+              </w:rPr>
+              <w:t>, согласно п. 5.2 ТЗ</w:t>
+            </w:r>
+          </w:p>
+        </w:tc>
+      </w:tr>
+      <w:tr>
+        <w:trPr>
+          <w:trHeight w:val="1098"/>
+        </w:trPr>
+        <w:tc>
+          <w:tcPr>
+            <w:tcW w:w="0" w:type="auto"/>
+          </w:tcPr>
+          <w:p>
+            <w:pPr>
+              <w:suppressLineNumbers/>
+              <w:rPr>
+                <w:sz w:val="24"/>
+              </w:rPr>
+            </w:pPr>
+            <w:r>
+              <w:rPr>
+                <w:sz w:val="24"/>
+              </w:rPr>
+              <w:t>1</w:t>
+            </w:r>
+            <w:r>
+              <w:rPr>
+                <w:sz w:val="24"/>
+              </w:rPr>
+              <w:t>2</w:t>
+            </w:r>
+            <w:r>
+              <w:rPr>
+                <w:sz w:val="24"/>
+              </w:rPr>
+              <w:t>.1</w:t>
+            </w:r>
+          </w:p>
+        </w:tc>
+        <w:tc>
+          <w:tcPr>
+            <w:tcW w:w="1205" w:type="pct"/>
+          </w:tcPr>
+          <w:p>
+            <w:pPr>
+              <w:suppressLineNumbers/>
+              <w:rPr>
+                <w:sz w:val="24"/>
+              </w:rPr>
+            </w:pPr>
+            <w:r>
+              <w:rPr>
+                <w:sz w:val="24"/>
+              </w:rPr>
+              <w:t>Производительность на уменьшенном объеме</w:t>
+            </w:r>
+          </w:p>
+        </w:tc>
+        <w:tc>
+          <w:tcPr>
+            <w:tcW w:w="1837" w:type="pct"/>
+          </w:tcPr>
+          <w:p>
+            <w:pPr>
+              <w:suppressLineNumbers/>
+              <w:rPr>
+                <w:sz w:val="24"/>
+              </w:rPr>
+            </w:pPr>
+            <w:r>
+              <w:rPr>
+                <w:sz w:val="24"/>
+              </w:rPr>
+              <w:t>Подготовить набор данных объемом 500 ГБ, запустить DAG и зафиксировать время выполнения</w:t>
+            </w:r>
+          </w:p>
+        </w:tc>
+        <w:tc>
+          <w:tcPr>
+            <w:tcW w:w="1636" w:type="pct"/>
+          </w:tcPr>
+          <w:p>
+            <w:pPr>
+              <w:suppressLineNumbers/>
+              <w:rPr>
+                <w:sz w:val="24"/>
+              </w:rPr>
+            </w:pPr>
+            <w:r>
+              <w:rPr>
+                <w:sz w:val="24"/>
+              </w:rPr>
+              <w:t>Время выполнения зафиксировано для последующего анализа масштабируемости</w:t>
+            </w:r>
+          </w:p>
+        </w:tc>
+      </w:tr>
+      <w:tr>
+        <w:trPr>
+          <w:trHeight w:val="1098"/>
+        </w:trPr>
+        <w:tc>
+          <w:tcPr>
+            <w:tcW w:w="0" w:type="auto"/>
+          </w:tcPr>
+          <w:p>
+            <w:pPr>
+              <w:suppressLineNumbers/>
+              <w:rPr>
+                <w:sz w:val="24"/>
+              </w:rPr>
+            </w:pPr>
+            <w:r>
+              <w:rPr>
+                <w:sz w:val="24"/>
+              </w:rPr>
+              <w:t>1</w:t>
+            </w:r>
+            <w:r>
+              <w:rPr>
+                <w:sz w:val="24"/>
+              </w:rPr>
+              <w:t>2</w:t>
+            </w:r>
+            <w:r>
+              <w:rPr>
+                <w:sz w:val="24"/>
+              </w:rPr>
+              <w:t>.2</w:t>
+            </w:r>
+          </w:p>
+        </w:tc>
+        <w:tc>
+          <w:tcPr>
+            <w:tcW w:w="1205" w:type="pct"/>
+          </w:tcPr>
+          <w:p>
+            <w:pPr>
+              <w:suppressLineNumbers/>
+              <w:rPr>
+                <w:sz w:val="24"/>
+              </w:rPr>
+            </w:pPr>
+            <w:r>
+              <w:rPr>
+                <w:sz w:val="24"/>
+              </w:rPr>
+              <w:t>Производительность на увеличенном объеме</w:t>
+            </w:r>
+          </w:p>
+        </w:tc>
+        <w:tc>
+          <w:tcPr>
+            <w:tcW w:w="1837" w:type="pct"/>
+          </w:tcPr>
+          <w:p>
+            <w:pPr>
+              <w:suppressLineNumbers/>
+              <w:rPr>
+                <w:sz w:val="24"/>
+              </w:rPr>
+            </w:pPr>
+            <w:r>
+              <w:rPr>
+                <w:sz w:val="24"/>
+              </w:rPr>
+              <w:t>Подготовить набор данных объемом 1</w:t>
+            </w:r>
+            <w:r>
+              <w:rPr>
+                <w:sz w:val="24"/>
+              </w:rPr>
+              <w:t>,</w:t>
+            </w:r>
+            <w:r>
+              <w:rPr>
+                <w:sz w:val="24"/>
+              </w:rPr>
+              <w:t>5 ТБ, запустить DAG и зафиксировать время выполнения</w:t>
+            </w:r>
+          </w:p>
+        </w:tc>
+        <w:tc>
+          <w:tcPr>
+            <w:tcW w:w="1636" w:type="pct"/>
+          </w:tcPr>
+          <w:p>
+            <w:pPr>
+              <w:suppressLineNumbers/>
+              <w:rPr>
+                <w:sz w:val="24"/>
+              </w:rPr>
+            </w:pPr>
+            <w:r>
+              <w:rPr>
+                <w:sz w:val="24"/>
+              </w:rPr>
+              <w:t>Время выполнения растет предсказуемо по сравнению с п.9 и п.10.1</w:t>
+            </w:r>
+            <w:r>
+              <w:rPr>
+                <w:sz w:val="24"/>
+              </w:rPr>
+              <w:t>, о</w:t>
+            </w:r>
+            <w:r>
+              <w:rPr>
+                <w:sz w:val="24"/>
+              </w:rPr>
+              <w:t>тсутствуют ошибки нехватки памяти или критическое замедление работы</w:t>
+            </w:r>
+          </w:p>
+        </w:tc>
+      </w:tr>
+      <w:tr>
+        <w:trPr>
+          <w:trHeight w:val="1098"/>
+        </w:trPr>
+        <w:tc>
+          <w:tcPr>
+            <w:tcW w:w="0" w:type="auto"/>
+          </w:tcPr>
+          <w:p>
+            <w:pPr>
+              <w:suppressLineNumbers/>
+              <w:rPr>
+                <w:sz w:val="24"/>
+              </w:rPr>
+            </w:pPr>
+            <w:r>
+              <w:rPr>
+                <w:sz w:val="24"/>
+              </w:rPr>
+              <w:t>1</w:t>
+            </w:r>
+            <w:r>
+              <w:rPr>
+                <w:sz w:val="24"/>
+              </w:rPr>
+              <w:t>3</w:t>
+            </w:r>
+          </w:p>
+        </w:tc>
+        <w:tc>
+          <w:tcPr>
+            <w:tcW w:w="1205" w:type="pct"/>
+          </w:tcPr>
+          <w:p>
+            <w:pPr>
+              <w:suppressLineNumbers/>
+              <w:rPr>
+                <w:sz w:val="24"/>
+              </w:rPr>
+            </w:pPr>
+            <w:r>
+              <w:rPr>
+                <w:sz w:val="24"/>
+              </w:rPr>
+              <w:t>Автоматический запуск</w:t>
+            </w:r>
+          </w:p>
+        </w:tc>
+        <w:tc>
+          <w:tcPr>
+            <w:tcW w:w="1837" w:type="pct"/>
+          </w:tcPr>
+          <w:p>
+            <w:pPr>
+              <w:suppressLineNumbers/>
+              <w:rPr>
+                <w:sz w:val="24"/>
+              </w:rPr>
+            </w:pPr>
+            <w:r>
+              <w:rPr>
+                <w:sz w:val="24"/>
+              </w:rPr>
+              <w:t>В коде DAG установить расписание на запуск через 10 минут от текущего времени, дождаться назначенного времени</w:t>
+            </w:r>
+          </w:p>
+        </w:tc>
+        <w:tc>
+          <w:tcPr>
+            <w:tcW w:w="1636" w:type="pct"/>
+          </w:tcPr>
+          <w:p>
+            <w:pPr>
+              <w:suppressLineNumbers/>
+              <w:rPr>
+                <w:sz w:val="24"/>
+              </w:rPr>
+            </w:pPr>
+            <w:r>
+              <w:rPr>
+                <w:sz w:val="24"/>
+              </w:rPr>
+              <w:t>DAG автоматически стартует в указанное время без ручного вмешательства</w:t>
+            </w:r>
+          </w:p>
+        </w:tc>
+      </w:tr>
+      <w:tr>
+        <w:trPr>
+          <w:trHeight w:val="1098"/>
+        </w:trPr>
+        <w:tc>
+          <w:tcPr>
+            <w:tcW w:w="0" w:type="auto"/>
+          </w:tcPr>
+          <w:p>
+            <w:pPr>
+              <w:suppressLineNumbers/>
+              <w:rPr>
+                <w:sz w:val="24"/>
+              </w:rPr>
+            </w:pPr>
+            <w:r>
+              <w:rPr>
+                <w:sz w:val="24"/>
+              </w:rPr>
+              <w:t>14</w:t>
+            </w:r>
+          </w:p>
+        </w:tc>
+        <w:tc>
+          <w:tcPr>
+            <w:tcW w:w="1205" w:type="pct"/>
+          </w:tcPr>
+          <w:p>
+            <w:pPr>
+              <w:suppressLineNumbers/>
+              <w:rPr>
+                <w:sz w:val="24"/>
+              </w:rPr>
+            </w:pPr>
+            <w:r>
+              <w:rPr>
+                <w:sz w:val="24"/>
+              </w:rPr>
+              <w:t>Проверка своевременности обновления витрин</w:t>
+            </w:r>
+          </w:p>
+        </w:tc>
+        <w:tc>
+          <w:tcPr>
+            <w:tcW w:w="1837" w:type="pct"/>
+          </w:tcPr>
+          <w:p>
+            <w:pPr>
+              <w:suppressLineNumbers/>
+              <w:rPr>
+                <w:sz w:val="24"/>
+              </w:rPr>
+            </w:pPr>
+            <w:r>
+              <w:rPr>
+                <w:sz w:val="24"/>
+              </w:rPr>
+              <w:t>Настроить DAG на автоматический запуск по расписанию</w:t>
+            </w:r>
+            <w:r>
+              <w:rPr>
+                <w:sz w:val="24"/>
+              </w:rPr>
+              <w:t>,</w:t>
+            </w:r>
+            <w:r>
+              <w:rPr>
+                <w:sz w:val="24"/>
+              </w:rPr>
+              <w:t xml:space="preserve"> </w:t>
+            </w:r>
+            <w:r>
+              <w:rPr>
+                <w:sz w:val="24"/>
+              </w:rPr>
+              <w:t>п</w:t>
+            </w:r>
+            <w:r>
+              <w:rPr>
+                <w:sz w:val="24"/>
+              </w:rPr>
+              <w:t xml:space="preserve">роверить в логах время фактического завершения процесса и загрузки данных в </w:t>
+            </w:r>
+            <w:proofErr w:type="spellStart"/>
+            <w:r>
+              <w:rPr>
+                <w:sz w:val="24"/>
+              </w:rPr>
+              <w:t>ClickHouse</w:t>
+            </w:r>
+            <w:proofErr w:type="spellEnd"/>
+          </w:p>
+        </w:tc>
+        <w:tc>
+          <w:tcPr>
+            <w:tcW w:w="1636" w:type="pct"/>
+          </w:tcPr>
+          <w:p>
+            <w:pPr>
+              <w:suppressLineNumbers/>
+              <w:rPr>
+                <w:sz w:val="24"/>
+              </w:rPr>
+            </w:pPr>
+            <w:r>
+              <w:rPr>
+                <w:sz w:val="24"/>
+              </w:rPr>
+              <w:t>Данные в витринах полностью обновлены и доступны для запросов не позднее 08:00 по московскому времени</w:t>
+            </w:r>
+          </w:p>
+        </w:tc>
+      </w:tr>
+      <w:tr>
+        <w:trPr>
+          <w:trHeight w:val="1098"/>
+        </w:trPr>
+        <w:tc>
+          <w:tcPr>
+            <w:tcW w:w="0" w:type="auto"/>
+          </w:tcPr>
+          <w:p>
+            <w:pPr>
+              <w:suppressLineNumbers/>
+              <w:rPr>
+                <w:sz w:val="24"/>
+              </w:rPr>
+            </w:pPr>
+            <w:r>
+              <w:rPr>
+                <w:sz w:val="24"/>
+              </w:rPr>
+              <w:lastRenderedPageBreak/>
+              <w:t>1</w:t>
+            </w:r>
+            <w:r>
+              <w:rPr>
+                <w:sz w:val="24"/>
+              </w:rPr>
+              <w:t>5</w:t>
+            </w:r>
+          </w:p>
+        </w:tc>
+        <w:tc>
+          <w:tcPr>
+            <w:tcW w:w="1205" w:type="pct"/>
+          </w:tcPr>
+          <w:p>
+            <w:pPr>
+              <w:suppressLineNumbers/>
+              <w:rPr>
+                <w:sz w:val="24"/>
+              </w:rPr>
+            </w:pPr>
+            <w:r>
+              <w:rPr>
+                <w:sz w:val="24"/>
+              </w:rPr>
+              <w:t>Проверка документации</w:t>
+            </w:r>
+          </w:p>
+        </w:tc>
+        <w:tc>
+          <w:tcPr>
+            <w:tcW w:w="1837" w:type="pct"/>
+          </w:tcPr>
+          <w:p>
+            <w:pPr>
+              <w:suppressLineNumbers/>
+              <w:rPr>
+                <w:sz w:val="24"/>
+              </w:rPr>
+            </w:pPr>
+            <w:r>
+              <w:rPr>
+                <w:sz w:val="24"/>
+              </w:rPr>
+              <w:t>Проверить наличие, полноту и соответствие ТЗ и Руководства пользователя</w:t>
+            </w:r>
+          </w:p>
+        </w:tc>
+        <w:tc>
+          <w:tcPr>
+            <w:tcW w:w="1636" w:type="pct"/>
           </w:tcPr>
           <w:p>
             <w:pPr>
@@ -18060,6 +18411,7 @@
                 <w:sz w:val="24"/>
               </w:rPr>
             </w:pPr>
+            <w:proofErr w:type="gramStart"/>
             <w:r>
               <w:rPr>
                 <w:sz w:val="24"/>
@@ -18070,7 +18422,21 @@
               <w:rPr>
                 <w:sz w:val="24"/>
               </w:rPr>
-              <w:t xml:space="preserve">       </w:t>
+              <w:t xml:space="preserve">  </w:t>
+            </w:r>
+            <w:proofErr w:type="gramEnd"/>
+            <w:r>
+              <w:rPr>
+                <w:sz w:val="24"/>
+              </w:rPr>
+              <w:t xml:space="preserve">   </w:t>
+            </w:r>
+            <w:proofErr w:type="gramStart"/>
+            <w:r>
+              <w:rPr>
+                <w:sz w:val="24"/>
+              </w:rPr>
+              <w:t xml:space="preserve">  </w:t>
             </w:r>
             <w:r>
               <w:rPr>
@@ -18078,6 +18444,7 @@
               </w:rPr>
               <w:t>»</w:t>
             </w:r>
+            <w:proofErr w:type="gramEnd"/>
             <w:r>
               <w:rPr>
                 <w:sz w:val="24"/>
@@ -19262,7 +19629,7 @@
               <w:rPr>
                 <w:sz w:val="24"/>
               </w:rPr>
-              <w:t>Проверка корректности данных</w:t>
+              <w:t>Сверка по количеству записей</w:t>
             </w:r>
           </w:p>
         </w:tc>
@@ -19295,6 +19662,157 @@
               </w:rPr>
               <w:t>3</w:t>
             </w:r>
+            <w:r>
+              <w:rPr>
+                <w:b/>
+                <w:bCs/>
+                <w:sz w:val="24"/>
+              </w:rPr>
+              <w:t>.1</w:t>
+            </w:r>
+          </w:p>
+        </w:tc>
+        <w:tc>
+          <w:tcPr>
+            <w:tcW w:w="1685" w:type="dxa"/>
+            <w:tcBorders>
+              <w:top w:val="single" w:sz="4" w:space="0" w:color="000000"/>
+              <w:left w:val="single" w:sz="4" w:space="0" w:color="000000"/>
+              <w:bottom w:val="single" w:sz="4" w:space="0" w:color="000000"/>
+              <w:right w:val="single" w:sz="4" w:space="0" w:color="000000"/>
+            </w:tcBorders>
+            <w:vAlign w:val="center"/>
+          </w:tcPr>
+          <w:p>
+            <w:pPr>
+              <w:snapToGrid w:val="0"/>
+              <w:jc w:val="center"/>
+              <w:rPr>
+                <w:b/>
+                <w:sz w:val="24"/>
+                <w:highlight w:val="yellow"/>
+              </w:rPr>
+            </w:pPr>
+            <w:r>
+              <w:rPr>
+                <w:b/>
+                <w:sz w:val="24"/>
+              </w:rPr>
+              <w:t>Да</w:t>
+            </w:r>
+          </w:p>
+        </w:tc>
+        <w:tc>
+          <w:tcPr>
+            <w:tcW w:w="1839" w:type="dxa"/>
+            <w:tcBorders>
+              <w:top w:val="single" w:sz="4" w:space="0" w:color="000000"/>
+              <w:left w:val="single" w:sz="4" w:space="0" w:color="000000"/>
+              <w:bottom w:val="single" w:sz="4" w:space="0" w:color="000000"/>
+              <w:right w:val="single" w:sz="4" w:space="0" w:color="000000"/>
+            </w:tcBorders>
+            <w:vAlign w:val="center"/>
+          </w:tcPr>
+          <w:p>
+            <w:pPr>
+              <w:snapToGrid w:val="0"/>
+              <w:jc w:val="center"/>
+              <w:rPr>
+                <w:b/>
+                <w:sz w:val="24"/>
+              </w:rPr>
+            </w:pPr>
+          </w:p>
+        </w:tc>
+      </w:tr>
+      <w:tr>
+        <w:trPr>
+          <w:trHeight w:val="265"/>
+        </w:trPr>
+        <w:tc>
+          <w:tcPr>
+            <w:tcW w:w="766" w:type="dxa"/>
+            <w:tcBorders>
+              <w:top w:val="single" w:sz="4" w:space="0" w:color="000000"/>
+              <w:left w:val="single" w:sz="4" w:space="0" w:color="000000"/>
+              <w:bottom w:val="single" w:sz="4" w:space="0" w:color="000000"/>
+              <w:right w:val="single" w:sz="4" w:space="0" w:color="000000"/>
+            </w:tcBorders>
+          </w:tcPr>
+          <w:p>
+            <w:pPr>
+              <w:snapToGrid w:val="0"/>
+              <w:jc w:val="center"/>
+              <w:rPr>
+                <w:b/>
+                <w:bCs/>
+                <w:sz w:val="24"/>
+              </w:rPr>
+            </w:pPr>
+            <w:r>
+              <w:rPr>
+                <w:b/>
+                <w:bCs/>
+                <w:sz w:val="24"/>
+              </w:rPr>
+              <w:t>4</w:t>
+            </w:r>
+          </w:p>
+        </w:tc>
+        <w:tc>
+          <w:tcPr>
+            <w:tcW w:w="4137" w:type="dxa"/>
+            <w:tcBorders>
+              <w:top w:val="single" w:sz="4" w:space="0" w:color="000000"/>
+              <w:left w:val="single" w:sz="4" w:space="0" w:color="000000"/>
+              <w:bottom w:val="single" w:sz="4" w:space="0" w:color="000000"/>
+              <w:right w:val="single" w:sz="4" w:space="0" w:color="000000"/>
+            </w:tcBorders>
+          </w:tcPr>
+          <w:p>
+            <w:pPr>
+              <w:snapToGrid w:val="0"/>
+              <w:jc w:val="center"/>
+              <w:rPr>
+                <w:sz w:val="24"/>
+              </w:rPr>
+            </w:pPr>
+            <w:r>
+              <w:rPr>
+                <w:sz w:val="24"/>
+              </w:rPr>
+              <w:t>Сверка по контрольным суммам</w:t>
+            </w:r>
+          </w:p>
+        </w:tc>
+        <w:tc>
+          <w:tcPr>
+            <w:tcW w:w="1686" w:type="dxa"/>
+            <w:tcBorders>
+              <w:top w:val="single" w:sz="4" w:space="0" w:color="000000"/>
+              <w:left w:val="single" w:sz="4" w:space="0" w:color="000000"/>
+              <w:bottom w:val="single" w:sz="4" w:space="0" w:color="000000"/>
+              <w:right w:val="single" w:sz="4" w:space="0" w:color="000000"/>
+            </w:tcBorders>
+          </w:tcPr>
+          <w:p>
+            <w:pPr>
+              <w:snapToGrid w:val="0"/>
+              <w:jc w:val="center"/>
+              <w:rPr>
+                <w:b/>
+                <w:bCs/>
+                <w:sz w:val="24"/>
+              </w:rPr>
+            </w:pPr>
+            <w:r>
+              <w:rPr>
+                <w:b/>
+                <w:bCs/>
+                <w:sz w:val="24"/>
+              </w:rPr>
+              <w:t>3.2</w:t>
+            </w:r>
           </w:p>
         </w:tc>
         <w:tc>
@@ -19314,7 +19832,6 @@
               <w:rPr>
                 <w:b/>
                 <w:sz w:val="24"/>
-                <w:highlight w:val="yellow"/>
               </w:rPr>
             </w:pPr>
             <w:r>
@@ -19379,7 +19896,7 @@
                 <w:bCs/>
                 <w:sz w:val="24"/>
               </w:rPr>
-              <w:t>4</w:t>
+              <w:t>5</w:t>
             </w:r>
           </w:p>
         </w:tc>
@@ -19451,6 +19968,7 @@
               <w:bottom w:val="single" w:sz="4" w:space="0" w:color="000000"/>
               <w:right w:val="single" w:sz="4" w:space="0" w:color="000000"/>
             </w:tcBorders>
+            <w:vAlign w:val="center"/>
           </w:tcPr>
           <w:p>
             <w:pPr>
@@ -19524,7 +20042,7 @@
                 <w:bCs/>
                 <w:sz w:val="24"/>
               </w:rPr>
-              <w:t>5</w:t>
+              <w:t>6</w:t>
             </w:r>
           </w:p>
         </w:tc>
@@ -19553,7 +20071,7 @@
               <w:rPr>
                 <w:sz w:val="24"/>
               </w:rPr>
-              <w:t>Перезапуск после сбоя</w:t>
+              <w:t>Успешный технический перезапуск после сбоя</w:t>
             </w:r>
           </w:p>
         </w:tc>
@@ -19586,6 +20104,14 @@
               </w:rPr>
               <w:t>5</w:t>
             </w:r>
+            <w:r>
+              <w:rPr>
+                <w:b/>
+                <w:bCs/>
+                <w:sz w:val="24"/>
+              </w:rPr>
+              <w:t>.1</w:t>
+            </w:r>
           </w:p>
         </w:tc>
         <w:tc>
@@ -19606,6 +20132,148 @@
                 <w:b/>
                 <w:sz w:val="24"/>
                 <w:highlight w:val="yellow"/>
+              </w:rPr>
+            </w:pPr>
+            <w:r>
+              <w:rPr>
+                <w:b/>
+                <w:sz w:val="24"/>
+              </w:rPr>
+              <w:t>Да</w:t>
+            </w:r>
+          </w:p>
+        </w:tc>
+        <w:tc>
+          <w:tcPr>
+            <w:tcW w:w="1839" w:type="dxa"/>
+            <w:tcBorders>
+              <w:top w:val="single" w:sz="4" w:space="0" w:color="000000"/>
+              <w:left w:val="single" w:sz="4" w:space="0" w:color="000000"/>
+              <w:bottom w:val="single" w:sz="4" w:space="0" w:color="000000"/>
+              <w:right w:val="single" w:sz="4" w:space="0" w:color="000000"/>
+            </w:tcBorders>
+            <w:vAlign w:val="center"/>
+          </w:tcPr>
+          <w:p>
+            <w:pPr>
+              <w:snapToGrid w:val="0"/>
+              <w:jc w:val="center"/>
+              <w:rPr>
+                <w:b/>
+                <w:sz w:val="24"/>
+              </w:rPr>
+            </w:pPr>
+          </w:p>
+        </w:tc>
+      </w:tr>
+      <w:tr>
+        <w:trPr>
+          <w:trHeight w:val="265"/>
+        </w:trPr>
+        <w:tc>
+          <w:tcPr>
+            <w:tcW w:w="766" w:type="dxa"/>
+            <w:tcBorders>
+              <w:top w:val="single" w:sz="4" w:space="0" w:color="000000"/>
+              <w:left w:val="single" w:sz="4" w:space="0" w:color="000000"/>
+              <w:bottom w:val="single" w:sz="4" w:space="0" w:color="000000"/>
+              <w:right w:val="single" w:sz="4" w:space="0" w:color="000000"/>
+            </w:tcBorders>
+          </w:tcPr>
+          <w:p>
+            <w:pPr>
+              <w:snapToGrid w:val="0"/>
+              <w:jc w:val="center"/>
+              <w:rPr>
+                <w:b/>
+                <w:bCs/>
+                <w:sz w:val="24"/>
+              </w:rPr>
+            </w:pPr>
+            <w:r>
+              <w:rPr>
+                <w:b/>
+                <w:bCs/>
+                <w:sz w:val="24"/>
+              </w:rPr>
+              <w:t>7</w:t>
+            </w:r>
+          </w:p>
+        </w:tc>
+        <w:tc>
+          <w:tcPr>
+            <w:tcW w:w="4137" w:type="dxa"/>
+            <w:tcBorders>
+              <w:top w:val="single" w:sz="4" w:space="0" w:color="000000"/>
+              <w:left w:val="single" w:sz="4" w:space="0" w:color="000000"/>
+              <w:bottom w:val="single" w:sz="4" w:space="0" w:color="000000"/>
+              <w:right w:val="single" w:sz="4" w:space="0" w:color="000000"/>
+            </w:tcBorders>
+          </w:tcPr>
+          <w:p>
+            <w:pPr>
+              <w:snapToGrid w:val="0"/>
+              <w:jc w:val="center"/>
+              <w:rPr>
+                <w:sz w:val="24"/>
+              </w:rPr>
+            </w:pPr>
+            <w:r>
+              <w:rPr>
+                <w:sz w:val="24"/>
+              </w:rPr>
+              <w:t>Проверка целостности данных после перезапуска</w:t>
+            </w:r>
+          </w:p>
+        </w:tc>
+        <w:tc>
+          <w:tcPr>
+            <w:tcW w:w="1686" w:type="dxa"/>
+            <w:tcBorders>
+              <w:top w:val="single" w:sz="4" w:space="0" w:color="000000"/>
+              <w:left w:val="single" w:sz="4" w:space="0" w:color="000000"/>
+              <w:bottom w:val="single" w:sz="4" w:space="0" w:color="000000"/>
+              <w:right w:val="single" w:sz="4" w:space="0" w:color="000000"/>
+            </w:tcBorders>
+          </w:tcPr>
+          <w:p>
+            <w:pPr>
+              <w:snapToGrid w:val="0"/>
+              <w:jc w:val="center"/>
+              <w:rPr>
+                <w:b/>
+                <w:bCs/>
+                <w:sz w:val="24"/>
+              </w:rPr>
+            </w:pPr>
+            <w:r>
+              <w:rPr>
+                <w:b/>
+                <w:bCs/>
+                <w:sz w:val="24"/>
+              </w:rPr>
+              <w:t>5.2</w:t>
+            </w:r>
+          </w:p>
+        </w:tc>
+        <w:tc>
+          <w:tcPr>
+            <w:tcW w:w="1685" w:type="dxa"/>
+            <w:tcBorders>
+              <w:top w:val="single" w:sz="4" w:space="0" w:color="000000"/>
+              <w:left w:val="single" w:sz="4" w:space="0" w:color="000000"/>
+              <w:bottom w:val="single" w:sz="4" w:space="0" w:color="000000"/>
+              <w:right w:val="single" w:sz="4" w:space="0" w:color="000000"/>
+            </w:tcBorders>
+            <w:vAlign w:val="center"/>
+          </w:tcPr>
+          <w:p>
+            <w:pPr>
+              <w:snapToGrid w:val="0"/>
+              <w:jc w:val="center"/>
+              <w:rPr>
+                <w:b/>
+                <w:sz w:val="24"/>
               </w:rPr>
             </w:pPr>
             <w:r>
@@ -19670,7 +20338,7 @@
                 <w:bCs/>
                 <w:sz w:val="24"/>
               </w:rPr>
-              <w:t>6</w:t>
+              <w:t>8</w:t>
             </w:r>
           </w:p>
         </w:tc>
@@ -19699,7 +20367,7 @@
               <w:rPr>
                 <w:sz w:val="24"/>
               </w:rPr>
-              <w:t>Проверка логирования</w:t>
+              <w:t>Обработка недоступности источника данных</w:t>
             </w:r>
           </w:p>
         </w:tc>
@@ -19816,7 +20484,7 @@
                 <w:bCs/>
                 <w:sz w:val="24"/>
               </w:rPr>
-              <w:t>7</w:t>
+              <w:t>9</w:t>
             </w:r>
           </w:p>
         </w:tc>
@@ -19845,7 +20513,7 @@
               <w:rPr>
                 <w:sz w:val="24"/>
               </w:rPr>
-              <w:t>Производительность</w:t>
+              <w:t>Реакция на неверный тип данных</w:t>
             </w:r>
           </w:p>
         </w:tc>
@@ -19878,6 +20546,14 @@
               </w:rPr>
               <w:t>7</w:t>
             </w:r>
+            <w:r>
+              <w:rPr>
+                <w:b/>
+                <w:bCs/>
+                <w:sz w:val="24"/>
+              </w:rPr>
+              <w:t>.1</w:t>
+            </w:r>
           </w:p>
         </w:tc>
         <w:tc>
@@ -19889,6 +20565,7 @@
               <w:bottom w:val="single" w:sz="4" w:space="0" w:color="000000"/>
               <w:right w:val="single" w:sz="4" w:space="0" w:color="000000"/>
             </w:tcBorders>
+            <w:vAlign w:val="center"/>
           </w:tcPr>
           <w:p>
             <w:pPr>
@@ -19962,7 +20639,7 @@
                 <w:bCs/>
                 <w:sz w:val="24"/>
               </w:rPr>
-              <w:t>8</w:t>
+              <w:t>10</w:t>
             </w:r>
           </w:p>
         </w:tc>
@@ -19981,17 +20658,14 @@
               <w:snapToGrid w:val="0"/>
               <w:jc w:val="center"/>
               <w:rPr>
-                <w:rFonts w:eastAsia="SimSun"/>
-                <w:sz w:val="24"/>
-                <w:highlight w:val="yellow"/>
-                <w:lang w:eastAsia="ar-SA"/>
+                <w:sz w:val="24"/>
               </w:rPr>
             </w:pPr>
             <w:r>
               <w:rPr>
                 <w:sz w:val="24"/>
               </w:rPr>
-              <w:t>Автоматический запуск</w:t>
+              <w:t>Реакция на отсутствие обязательных данных</w:t>
             </w:r>
           </w:p>
         </w:tc>
@@ -20013,7 +20687,6 @@
                 <w:b/>
                 <w:bCs/>
                 <w:sz w:val="24"/>
-                <w:highlight w:val="yellow"/>
               </w:rPr>
             </w:pPr>
             <w:r>
@@ -20022,7 +20695,7 @@
                 <w:bCs/>
                 <w:sz w:val="24"/>
               </w:rPr>
-              <w:t>8</w:t>
+              <w:t>7.2</w:t>
             </w:r>
           </w:p>
         </w:tc>
@@ -20035,6 +20708,152 @@
               <w:bottom w:val="single" w:sz="4" w:space="0" w:color="000000"/>
               <w:right w:val="single" w:sz="4" w:space="0" w:color="000000"/>
             </w:tcBorders>
+          </w:tcPr>
+          <w:p>
+            <w:pPr>
+              <w:snapToGrid w:val="0"/>
+              <w:jc w:val="center"/>
+              <w:rPr>
+                <w:b/>
+                <w:sz w:val="24"/>
+              </w:rPr>
+            </w:pPr>
+            <w:r>
+              <w:rPr>
+                <w:b/>
+                <w:sz w:val="24"/>
+              </w:rPr>
+              <w:t>Да</w:t>
+            </w:r>
+          </w:p>
+        </w:tc>
+        <w:tc>
+          <w:tcPr>
+            <w:tcW w:w="1839" w:type="dxa"/>
+            <w:tcBorders>
+              <w:top w:val="single" w:sz="4" w:space="0" w:color="000000"/>
+              <w:left w:val="single" w:sz="4" w:space="0" w:color="000000"/>
+              <w:bottom w:val="single" w:sz="4" w:space="0" w:color="000000"/>
+              <w:right w:val="single" w:sz="4" w:space="0" w:color="000000"/>
+            </w:tcBorders>
+            <w:vAlign w:val="center"/>
+          </w:tcPr>
+          <w:p>
+            <w:pPr>
+              <w:snapToGrid w:val="0"/>
+              <w:jc w:val="center"/>
+              <w:rPr>
+                <w:b/>
+                <w:sz w:val="24"/>
+              </w:rPr>
+            </w:pPr>
+          </w:p>
+        </w:tc>
+      </w:tr>
+      <w:tr>
+        <w:trPr>
+          <w:trHeight w:val="265"/>
+        </w:trPr>
+        <w:tc>
+          <w:tcPr>
+            <w:tcW w:w="766" w:type="dxa"/>
+            <w:tcBorders>
+              <w:top w:val="single" w:sz="4" w:space="0" w:color="000000"/>
+              <w:left w:val="single" w:sz="4" w:space="0" w:color="000000"/>
+              <w:bottom w:val="single" w:sz="4" w:space="0" w:color="000000"/>
+              <w:right w:val="single" w:sz="4" w:space="0" w:color="000000"/>
+            </w:tcBorders>
+          </w:tcPr>
+          <w:p>
+            <w:pPr>
+              <w:snapToGrid w:val="0"/>
+              <w:jc w:val="center"/>
+              <w:rPr>
+                <w:b/>
+                <w:bCs/>
+                <w:sz w:val="24"/>
+              </w:rPr>
+            </w:pPr>
+            <w:r>
+              <w:rPr>
+                <w:b/>
+                <w:bCs/>
+                <w:sz w:val="24"/>
+              </w:rPr>
+              <w:t>11</w:t>
+            </w:r>
+          </w:p>
+        </w:tc>
+        <w:tc>
+          <w:tcPr>
+            <w:tcW w:w="4137" w:type="dxa"/>
+            <w:tcBorders>
+              <w:top w:val="single" w:sz="4" w:space="0" w:color="000000"/>
+              <w:left w:val="single" w:sz="4" w:space="0" w:color="000000"/>
+              <w:bottom w:val="single" w:sz="4" w:space="0" w:color="000000"/>
+              <w:right w:val="single" w:sz="4" w:space="0" w:color="000000"/>
+            </w:tcBorders>
+          </w:tcPr>
+          <w:p>
+            <w:pPr>
+              <w:snapToGrid w:val="0"/>
+              <w:jc w:val="center"/>
+              <w:rPr>
+                <w:rFonts w:eastAsia="SimSun"/>
+                <w:sz w:val="24"/>
+                <w:highlight w:val="yellow"/>
+                <w:lang w:eastAsia="ar-SA"/>
+              </w:rPr>
+            </w:pPr>
+            <w:r>
+              <w:rPr>
+                <w:sz w:val="24"/>
+              </w:rPr>
+              <w:t>Проверка логирования</w:t>
+            </w:r>
+          </w:p>
+        </w:tc>
+        <w:tc>
+          <w:tcPr>
+            <w:tcW w:w="1686" w:type="dxa"/>
+            <w:tcBorders>
+              <w:top w:val="single" w:sz="4" w:space="0" w:color="000000"/>
+              <w:left w:val="single" w:sz="4" w:space="0" w:color="000000"/>
+              <w:bottom w:val="single" w:sz="4" w:space="0" w:color="000000"/>
+              <w:right w:val="single" w:sz="4" w:space="0" w:color="000000"/>
+            </w:tcBorders>
+          </w:tcPr>
+          <w:p>
+            <w:pPr>
+              <w:snapToGrid w:val="0"/>
+              <w:jc w:val="center"/>
+              <w:rPr>
+                <w:b/>
+                <w:bCs/>
+                <w:sz w:val="24"/>
+                <w:highlight w:val="yellow"/>
+              </w:rPr>
+            </w:pPr>
+            <w:r>
+              <w:rPr>
+                <w:b/>
+                <w:bCs/>
+                <w:sz w:val="24"/>
+              </w:rPr>
+              <w:t>8</w:t>
+            </w:r>
+          </w:p>
+        </w:tc>
+        <w:tc>
+          <w:tcPr>
+            <w:tcW w:w="1685" w:type="dxa"/>
+            <w:tcBorders>
+              <w:top w:val="single" w:sz="4" w:space="0" w:color="000000"/>
+              <w:left w:val="single" w:sz="4" w:space="0" w:color="000000"/>
+              <w:bottom w:val="single" w:sz="4" w:space="0" w:color="000000"/>
+              <w:right w:val="single" w:sz="4" w:space="0" w:color="000000"/>
+            </w:tcBorders>
+            <w:vAlign w:val="center"/>
           </w:tcPr>
           <w:p>
             <w:pPr>
@@ -20108,7 +20927,7 @@
                 <w:bCs/>
                 <w:sz w:val="24"/>
               </w:rPr>
-              <w:t>9</w:t>
+              <w:t>12</w:t>
             </w:r>
           </w:p>
         </w:tc>
@@ -20129,6 +20948,7 @@
               <w:rPr>
                 <w:rFonts w:eastAsia="SimSun"/>
                 <w:sz w:val="24"/>
+                <w:szCs w:val="22"/>
                 <w:highlight w:val="yellow"/>
                 <w:lang w:eastAsia="ar-SA"/>
               </w:rPr>
@@ -20136,8 +20956,9 @@
             <w:r>
               <w:rPr>
                 <w:sz w:val="24"/>
-              </w:rPr>
-              <w:t>Проверка документации</w:t>
+                <w:szCs w:val="22"/>
+              </w:rPr>
+              <w:t>Проверка отправки уведомлений о сбое</w:t>
             </w:r>
           </w:p>
         </w:tc>
@@ -20190,6 +21011,1047 @@
                 <w:b/>
                 <w:sz w:val="24"/>
                 <w:highlight w:val="yellow"/>
+              </w:rPr>
+            </w:pPr>
+            <w:r>
+              <w:rPr>
+                <w:b/>
+                <w:sz w:val="24"/>
+              </w:rPr>
+              <w:t>Да</w:t>
+            </w:r>
+          </w:p>
+        </w:tc>
+        <w:tc>
+          <w:tcPr>
+            <w:tcW w:w="1839" w:type="dxa"/>
+            <w:tcBorders>
+              <w:top w:val="single" w:sz="4" w:space="0" w:color="000000"/>
+              <w:left w:val="single" w:sz="4" w:space="0" w:color="000000"/>
+              <w:bottom w:val="single" w:sz="4" w:space="0" w:color="000000"/>
+              <w:right w:val="single" w:sz="4" w:space="0" w:color="000000"/>
+            </w:tcBorders>
+            <w:vAlign w:val="center"/>
+          </w:tcPr>
+          <w:p>
+            <w:pPr>
+              <w:snapToGrid w:val="0"/>
+              <w:jc w:val="center"/>
+              <w:rPr>
+                <w:b/>
+                <w:sz w:val="24"/>
+              </w:rPr>
+            </w:pPr>
+          </w:p>
+        </w:tc>
+      </w:tr>
+      <w:tr>
+        <w:trPr>
+          <w:trHeight w:val="278"/>
+        </w:trPr>
+        <w:tc>
+          <w:tcPr>
+            <w:tcW w:w="766" w:type="dxa"/>
+            <w:tcBorders>
+              <w:top w:val="single" w:sz="4" w:space="0" w:color="000000"/>
+              <w:left w:val="single" w:sz="4" w:space="0" w:color="000000"/>
+              <w:bottom w:val="single" w:sz="4" w:space="0" w:color="000000"/>
+              <w:right w:val="single" w:sz="4" w:space="0" w:color="000000"/>
+            </w:tcBorders>
+          </w:tcPr>
+          <w:p>
+            <w:pPr>
+              <w:snapToGrid w:val="0"/>
+              <w:jc w:val="center"/>
+              <w:rPr>
+                <w:b/>
+                <w:bCs/>
+                <w:sz w:val="24"/>
+              </w:rPr>
+            </w:pPr>
+            <w:r>
+              <w:rPr>
+                <w:b/>
+                <w:bCs/>
+                <w:sz w:val="24"/>
+              </w:rPr>
+              <w:t>13</w:t>
+            </w:r>
+          </w:p>
+        </w:tc>
+        <w:tc>
+          <w:tcPr>
+            <w:tcW w:w="4137" w:type="dxa"/>
+            <w:tcBorders>
+              <w:top w:val="single" w:sz="4" w:space="0" w:color="000000"/>
+              <w:left w:val="single" w:sz="4" w:space="0" w:color="000000"/>
+              <w:bottom w:val="single" w:sz="4" w:space="0" w:color="000000"/>
+              <w:right w:val="single" w:sz="4" w:space="0" w:color="000000"/>
+            </w:tcBorders>
+          </w:tcPr>
+          <w:p>
+            <w:pPr>
+              <w:snapToGrid w:val="0"/>
+              <w:jc w:val="center"/>
+              <w:rPr>
+                <w:sz w:val="24"/>
+                <w:szCs w:val="22"/>
+              </w:rPr>
+            </w:pPr>
+            <w:r>
+              <w:rPr>
+                <w:sz w:val="24"/>
+                <w:szCs w:val="22"/>
+              </w:rPr>
+              <w:t>Проверка скорости обработки на этапе трансформации</w:t>
+            </w:r>
+          </w:p>
+        </w:tc>
+        <w:tc>
+          <w:tcPr>
+            <w:tcW w:w="1686" w:type="dxa"/>
+            <w:tcBorders>
+              <w:top w:val="single" w:sz="4" w:space="0" w:color="000000"/>
+              <w:left w:val="single" w:sz="4" w:space="0" w:color="000000"/>
+              <w:bottom w:val="single" w:sz="4" w:space="0" w:color="000000"/>
+              <w:right w:val="single" w:sz="4" w:space="0" w:color="000000"/>
+            </w:tcBorders>
+          </w:tcPr>
+          <w:p>
+            <w:pPr>
+              <w:snapToGrid w:val="0"/>
+              <w:jc w:val="center"/>
+              <w:rPr>
+                <w:b/>
+                <w:bCs/>
+                <w:sz w:val="24"/>
+              </w:rPr>
+            </w:pPr>
+            <w:r>
+              <w:rPr>
+                <w:b/>
+                <w:bCs/>
+                <w:sz w:val="24"/>
+              </w:rPr>
+              <w:t>10</w:t>
+            </w:r>
+          </w:p>
+        </w:tc>
+        <w:tc>
+          <w:tcPr>
+            <w:tcW w:w="1685" w:type="dxa"/>
+            <w:tcBorders>
+              <w:top w:val="single" w:sz="4" w:space="0" w:color="000000"/>
+              <w:left w:val="single" w:sz="4" w:space="0" w:color="000000"/>
+              <w:bottom w:val="single" w:sz="4" w:space="0" w:color="000000"/>
+              <w:right w:val="single" w:sz="4" w:space="0" w:color="000000"/>
+            </w:tcBorders>
+            <w:vAlign w:val="center"/>
+          </w:tcPr>
+          <w:p>
+            <w:pPr>
+              <w:snapToGrid w:val="0"/>
+              <w:jc w:val="center"/>
+              <w:rPr>
+                <w:b/>
+                <w:sz w:val="24"/>
+              </w:rPr>
+            </w:pPr>
+            <w:r>
+              <w:rPr>
+                <w:b/>
+                <w:sz w:val="24"/>
+              </w:rPr>
+              <w:t>Да</w:t>
+            </w:r>
+          </w:p>
+        </w:tc>
+        <w:tc>
+          <w:tcPr>
+            <w:tcW w:w="1839" w:type="dxa"/>
+            <w:tcBorders>
+              <w:top w:val="single" w:sz="4" w:space="0" w:color="000000"/>
+              <w:left w:val="single" w:sz="4" w:space="0" w:color="000000"/>
+              <w:bottom w:val="single" w:sz="4" w:space="0" w:color="000000"/>
+              <w:right w:val="single" w:sz="4" w:space="0" w:color="000000"/>
+            </w:tcBorders>
+            <w:vAlign w:val="center"/>
+          </w:tcPr>
+          <w:p>
+            <w:pPr>
+              <w:snapToGrid w:val="0"/>
+              <w:jc w:val="center"/>
+              <w:rPr>
+                <w:b/>
+                <w:sz w:val="24"/>
+              </w:rPr>
+            </w:pPr>
+          </w:p>
+        </w:tc>
+      </w:tr>
+      <w:tr>
+        <w:trPr>
+          <w:trHeight w:val="278"/>
+        </w:trPr>
+        <w:tc>
+          <w:tcPr>
+            <w:tcW w:w="766" w:type="dxa"/>
+            <w:tcBorders>
+              <w:top w:val="single" w:sz="4" w:space="0" w:color="000000"/>
+              <w:left w:val="single" w:sz="4" w:space="0" w:color="000000"/>
+              <w:bottom w:val="single" w:sz="4" w:space="0" w:color="000000"/>
+              <w:right w:val="single" w:sz="4" w:space="0" w:color="000000"/>
+            </w:tcBorders>
+          </w:tcPr>
+          <w:p>
+            <w:pPr>
+              <w:snapToGrid w:val="0"/>
+              <w:jc w:val="center"/>
+              <w:rPr>
+                <w:b/>
+                <w:bCs/>
+                <w:sz w:val="24"/>
+              </w:rPr>
+            </w:pPr>
+            <w:r>
+              <w:rPr>
+                <w:b/>
+                <w:bCs/>
+                <w:sz w:val="24"/>
+              </w:rPr>
+              <w:t>14</w:t>
+            </w:r>
+          </w:p>
+        </w:tc>
+        <w:tc>
+          <w:tcPr>
+            <w:tcW w:w="4137" w:type="dxa"/>
+            <w:tcBorders>
+              <w:top w:val="single" w:sz="4" w:space="0" w:color="000000"/>
+              <w:left w:val="single" w:sz="4" w:space="0" w:color="000000"/>
+              <w:bottom w:val="single" w:sz="4" w:space="0" w:color="000000"/>
+              <w:right w:val="single" w:sz="4" w:space="0" w:color="000000"/>
+            </w:tcBorders>
+          </w:tcPr>
+          <w:p>
+            <w:pPr>
+              <w:snapToGrid w:val="0"/>
+              <w:jc w:val="center"/>
+              <w:rPr>
+                <w:sz w:val="24"/>
+              </w:rPr>
+            </w:pPr>
+            <w:r>
+              <w:rPr>
+                <w:sz w:val="24"/>
+              </w:rPr>
+              <w:t>Производительность на эталонном объеме</w:t>
+            </w:r>
+          </w:p>
+        </w:tc>
+        <w:tc>
+          <w:tcPr>
+            <w:tcW w:w="1686" w:type="dxa"/>
+            <w:tcBorders>
+              <w:top w:val="single" w:sz="4" w:space="0" w:color="000000"/>
+              <w:left w:val="single" w:sz="4" w:space="0" w:color="000000"/>
+              <w:bottom w:val="single" w:sz="4" w:space="0" w:color="000000"/>
+              <w:right w:val="single" w:sz="4" w:space="0" w:color="000000"/>
+            </w:tcBorders>
+          </w:tcPr>
+          <w:p>
+            <w:pPr>
+              <w:snapToGrid w:val="0"/>
+              <w:jc w:val="center"/>
+              <w:rPr>
+                <w:b/>
+                <w:bCs/>
+                <w:sz w:val="24"/>
+              </w:rPr>
+            </w:pPr>
+            <w:r>
+              <w:rPr>
+                <w:b/>
+                <w:bCs/>
+                <w:sz w:val="24"/>
+              </w:rPr>
+              <w:t>11</w:t>
+            </w:r>
+          </w:p>
+        </w:tc>
+        <w:tc>
+          <w:tcPr>
+            <w:tcW w:w="1685" w:type="dxa"/>
+            <w:tcBorders>
+              <w:top w:val="single" w:sz="4" w:space="0" w:color="000000"/>
+              <w:left w:val="single" w:sz="4" w:space="0" w:color="000000"/>
+              <w:bottom w:val="single" w:sz="4" w:space="0" w:color="000000"/>
+              <w:right w:val="single" w:sz="4" w:space="0" w:color="000000"/>
+            </w:tcBorders>
+          </w:tcPr>
+          <w:p>
+            <w:pPr>
+              <w:snapToGrid w:val="0"/>
+              <w:jc w:val="center"/>
+              <w:rPr>
+                <w:b/>
+                <w:sz w:val="24"/>
+              </w:rPr>
+            </w:pPr>
+            <w:r>
+              <w:rPr>
+                <w:b/>
+                <w:sz w:val="24"/>
+              </w:rPr>
+              <w:t>Да</w:t>
+            </w:r>
+          </w:p>
+        </w:tc>
+        <w:tc>
+          <w:tcPr>
+            <w:tcW w:w="1839" w:type="dxa"/>
+            <w:tcBorders>
+              <w:top w:val="single" w:sz="4" w:space="0" w:color="000000"/>
+              <w:left w:val="single" w:sz="4" w:space="0" w:color="000000"/>
+              <w:bottom w:val="single" w:sz="4" w:space="0" w:color="000000"/>
+              <w:right w:val="single" w:sz="4" w:space="0" w:color="000000"/>
+            </w:tcBorders>
+            <w:vAlign w:val="center"/>
+          </w:tcPr>
+          <w:p>
+            <w:pPr>
+              <w:snapToGrid w:val="0"/>
+              <w:jc w:val="center"/>
+              <w:rPr>
+                <w:b/>
+                <w:sz w:val="24"/>
+              </w:rPr>
+            </w:pPr>
+          </w:p>
+        </w:tc>
+      </w:tr>
+      <w:tr>
+        <w:trPr>
+          <w:trHeight w:val="278"/>
+        </w:trPr>
+        <w:tc>
+          <w:tcPr>
+            <w:tcW w:w="766" w:type="dxa"/>
+            <w:tcBorders>
+              <w:top w:val="single" w:sz="4" w:space="0" w:color="000000"/>
+              <w:left w:val="single" w:sz="4" w:space="0" w:color="000000"/>
+              <w:bottom w:val="single" w:sz="4" w:space="0" w:color="000000"/>
+              <w:right w:val="single" w:sz="4" w:space="0" w:color="000000"/>
+            </w:tcBorders>
+          </w:tcPr>
+          <w:p>
+            <w:pPr>
+              <w:snapToGrid w:val="0"/>
+              <w:jc w:val="center"/>
+              <w:rPr>
+                <w:b/>
+                <w:bCs/>
+                <w:sz w:val="24"/>
+              </w:rPr>
+            </w:pPr>
+            <w:r>
+              <w:rPr>
+                <w:b/>
+                <w:bCs/>
+                <w:sz w:val="24"/>
+              </w:rPr>
+              <w:t>15</w:t>
+            </w:r>
+          </w:p>
+        </w:tc>
+        <w:tc>
+          <w:tcPr>
+            <w:tcW w:w="4137" w:type="dxa"/>
+            <w:tcBorders>
+              <w:top w:val="single" w:sz="4" w:space="0" w:color="000000"/>
+              <w:left w:val="single" w:sz="4" w:space="0" w:color="000000"/>
+              <w:bottom w:val="single" w:sz="4" w:space="0" w:color="000000"/>
+              <w:right w:val="single" w:sz="4" w:space="0" w:color="000000"/>
+            </w:tcBorders>
+          </w:tcPr>
+          <w:p>
+            <w:pPr>
+              <w:snapToGrid w:val="0"/>
+              <w:jc w:val="center"/>
+              <w:rPr>
+                <w:sz w:val="24"/>
+              </w:rPr>
+            </w:pPr>
+            <w:r>
+              <w:rPr>
+                <w:sz w:val="24"/>
+              </w:rPr>
+              <w:t>Производительность на уменьшенном объеме</w:t>
+            </w:r>
+          </w:p>
+        </w:tc>
+        <w:tc>
+          <w:tcPr>
+            <w:tcW w:w="1686" w:type="dxa"/>
+            <w:tcBorders>
+              <w:top w:val="single" w:sz="4" w:space="0" w:color="000000"/>
+              <w:left w:val="single" w:sz="4" w:space="0" w:color="000000"/>
+              <w:bottom w:val="single" w:sz="4" w:space="0" w:color="000000"/>
+              <w:right w:val="single" w:sz="4" w:space="0" w:color="000000"/>
+            </w:tcBorders>
+          </w:tcPr>
+          <w:p>
+            <w:pPr>
+              <w:snapToGrid w:val="0"/>
+              <w:jc w:val="center"/>
+              <w:rPr>
+                <w:b/>
+                <w:bCs/>
+                <w:sz w:val="24"/>
+              </w:rPr>
+            </w:pPr>
+            <w:r>
+              <w:rPr>
+                <w:b/>
+                <w:bCs/>
+                <w:sz w:val="24"/>
+              </w:rPr>
+              <w:t>1</w:t>
+            </w:r>
+            <w:r>
+              <w:rPr>
+                <w:b/>
+                <w:bCs/>
+                <w:sz w:val="24"/>
+              </w:rPr>
+              <w:t>2</w:t>
+            </w:r>
+            <w:r>
+              <w:rPr>
+                <w:b/>
+                <w:bCs/>
+                <w:sz w:val="24"/>
+              </w:rPr>
+              <w:t>.1</w:t>
+            </w:r>
+          </w:p>
+        </w:tc>
+        <w:tc>
+          <w:tcPr>
+            <w:tcW w:w="1685" w:type="dxa"/>
+            <w:tcBorders>
+              <w:top w:val="single" w:sz="4" w:space="0" w:color="000000"/>
+              <w:left w:val="single" w:sz="4" w:space="0" w:color="000000"/>
+              <w:bottom w:val="single" w:sz="4" w:space="0" w:color="000000"/>
+              <w:right w:val="single" w:sz="4" w:space="0" w:color="000000"/>
+            </w:tcBorders>
+            <w:vAlign w:val="center"/>
+          </w:tcPr>
+          <w:p>
+            <w:pPr>
+              <w:snapToGrid w:val="0"/>
+              <w:jc w:val="center"/>
+              <w:rPr>
+                <w:b/>
+                <w:sz w:val="24"/>
+              </w:rPr>
+            </w:pPr>
+            <w:r>
+              <w:rPr>
+                <w:b/>
+                <w:sz w:val="24"/>
+              </w:rPr>
+              <w:t>Да</w:t>
+            </w:r>
+          </w:p>
+        </w:tc>
+        <w:tc>
+          <w:tcPr>
+            <w:tcW w:w="1839" w:type="dxa"/>
+            <w:tcBorders>
+              <w:top w:val="single" w:sz="4" w:space="0" w:color="000000"/>
+              <w:left w:val="single" w:sz="4" w:space="0" w:color="000000"/>
+              <w:bottom w:val="single" w:sz="4" w:space="0" w:color="000000"/>
+              <w:right w:val="single" w:sz="4" w:space="0" w:color="000000"/>
+            </w:tcBorders>
+            <w:vAlign w:val="center"/>
+          </w:tcPr>
+          <w:p>
+            <w:pPr>
+              <w:snapToGrid w:val="0"/>
+              <w:jc w:val="center"/>
+              <w:rPr>
+                <w:b/>
+                <w:sz w:val="24"/>
+              </w:rPr>
+            </w:pPr>
+          </w:p>
+        </w:tc>
+      </w:tr>
+      <w:tr>
+        <w:trPr>
+          <w:trHeight w:val="278"/>
+        </w:trPr>
+        <w:tc>
+          <w:tcPr>
+            <w:tcW w:w="766" w:type="dxa"/>
+            <w:tcBorders>
+              <w:top w:val="single" w:sz="4" w:space="0" w:color="000000"/>
+              <w:left w:val="single" w:sz="4" w:space="0" w:color="000000"/>
+              <w:bottom w:val="single" w:sz="4" w:space="0" w:color="000000"/>
+              <w:right w:val="single" w:sz="4" w:space="0" w:color="000000"/>
+            </w:tcBorders>
+          </w:tcPr>
+          <w:p>
+            <w:pPr>
+              <w:snapToGrid w:val="0"/>
+              <w:jc w:val="center"/>
+              <w:rPr>
+                <w:b/>
+                <w:bCs/>
+                <w:sz w:val="24"/>
+              </w:rPr>
+            </w:pPr>
+            <w:r>
+              <w:rPr>
+                <w:b/>
+                <w:bCs/>
+                <w:sz w:val="24"/>
+              </w:rPr>
+              <w:t>16</w:t>
+            </w:r>
+          </w:p>
+        </w:tc>
+        <w:tc>
+          <w:tcPr>
+            <w:tcW w:w="4137" w:type="dxa"/>
+            <w:tcBorders>
+              <w:top w:val="single" w:sz="4" w:space="0" w:color="000000"/>
+              <w:left w:val="single" w:sz="4" w:space="0" w:color="000000"/>
+              <w:bottom w:val="single" w:sz="4" w:space="0" w:color="000000"/>
+              <w:right w:val="single" w:sz="4" w:space="0" w:color="000000"/>
+            </w:tcBorders>
+          </w:tcPr>
+          <w:p>
+            <w:pPr>
+              <w:snapToGrid w:val="0"/>
+              <w:jc w:val="center"/>
+              <w:rPr>
+                <w:sz w:val="24"/>
+              </w:rPr>
+            </w:pPr>
+            <w:r>
+              <w:rPr>
+                <w:sz w:val="24"/>
+              </w:rPr>
+              <w:t>Производительность на увеличенном объеме</w:t>
+            </w:r>
+          </w:p>
+        </w:tc>
+        <w:tc>
+          <w:tcPr>
+            <w:tcW w:w="1686" w:type="dxa"/>
+            <w:tcBorders>
+              <w:top w:val="single" w:sz="4" w:space="0" w:color="000000"/>
+              <w:left w:val="single" w:sz="4" w:space="0" w:color="000000"/>
+              <w:bottom w:val="single" w:sz="4" w:space="0" w:color="000000"/>
+              <w:right w:val="single" w:sz="4" w:space="0" w:color="000000"/>
+            </w:tcBorders>
+          </w:tcPr>
+          <w:p>
+            <w:pPr>
+              <w:snapToGrid w:val="0"/>
+              <w:jc w:val="center"/>
+              <w:rPr>
+                <w:b/>
+                <w:bCs/>
+                <w:sz w:val="24"/>
+              </w:rPr>
+            </w:pPr>
+            <w:r>
+              <w:rPr>
+                <w:b/>
+                <w:bCs/>
+                <w:sz w:val="24"/>
+              </w:rPr>
+              <w:t>1</w:t>
+            </w:r>
+            <w:r>
+              <w:rPr>
+                <w:b/>
+                <w:bCs/>
+                <w:sz w:val="24"/>
+              </w:rPr>
+              <w:t>2</w:t>
+            </w:r>
+            <w:r>
+              <w:rPr>
+                <w:b/>
+                <w:bCs/>
+                <w:sz w:val="24"/>
+              </w:rPr>
+              <w:t>.2</w:t>
+            </w:r>
+          </w:p>
+        </w:tc>
+        <w:tc>
+          <w:tcPr>
+            <w:tcW w:w="1685" w:type="dxa"/>
+            <w:tcBorders>
+              <w:top w:val="single" w:sz="4" w:space="0" w:color="000000"/>
+              <w:left w:val="single" w:sz="4" w:space="0" w:color="000000"/>
+              <w:bottom w:val="single" w:sz="4" w:space="0" w:color="000000"/>
+              <w:right w:val="single" w:sz="4" w:space="0" w:color="000000"/>
+            </w:tcBorders>
+          </w:tcPr>
+          <w:p>
+            <w:pPr>
+              <w:snapToGrid w:val="0"/>
+              <w:jc w:val="center"/>
+              <w:rPr>
+                <w:b/>
+                <w:sz w:val="24"/>
+              </w:rPr>
+            </w:pPr>
+            <w:r>
+              <w:rPr>
+                <w:b/>
+                <w:sz w:val="24"/>
+              </w:rPr>
+              <w:t>Да</w:t>
+            </w:r>
+          </w:p>
+        </w:tc>
+        <w:tc>
+          <w:tcPr>
+            <w:tcW w:w="1839" w:type="dxa"/>
+            <w:tcBorders>
+              <w:top w:val="single" w:sz="4" w:space="0" w:color="000000"/>
+              <w:left w:val="single" w:sz="4" w:space="0" w:color="000000"/>
+              <w:bottom w:val="single" w:sz="4" w:space="0" w:color="000000"/>
+              <w:right w:val="single" w:sz="4" w:space="0" w:color="000000"/>
+            </w:tcBorders>
+            <w:vAlign w:val="center"/>
+          </w:tcPr>
+          <w:p>
+            <w:pPr>
+              <w:snapToGrid w:val="0"/>
+              <w:jc w:val="center"/>
+              <w:rPr>
+                <w:b/>
+                <w:sz w:val="24"/>
+              </w:rPr>
+            </w:pPr>
+          </w:p>
+        </w:tc>
+      </w:tr>
+      <w:tr>
+        <w:trPr>
+          <w:trHeight w:val="278"/>
+        </w:trPr>
+        <w:tc>
+          <w:tcPr>
+            <w:tcW w:w="766" w:type="dxa"/>
+            <w:tcBorders>
+              <w:top w:val="single" w:sz="4" w:space="0" w:color="000000"/>
+              <w:left w:val="single" w:sz="4" w:space="0" w:color="000000"/>
+              <w:bottom w:val="single" w:sz="4" w:space="0" w:color="000000"/>
+              <w:right w:val="single" w:sz="4" w:space="0" w:color="000000"/>
+            </w:tcBorders>
+          </w:tcPr>
+          <w:p>
+            <w:pPr>
+              <w:snapToGrid w:val="0"/>
+              <w:jc w:val="center"/>
+              <w:rPr>
+                <w:b/>
+                <w:bCs/>
+                <w:sz w:val="24"/>
+              </w:rPr>
+            </w:pPr>
+            <w:r>
+              <w:rPr>
+                <w:b/>
+                <w:bCs/>
+                <w:sz w:val="24"/>
+              </w:rPr>
+              <w:t>17</w:t>
+            </w:r>
+          </w:p>
+        </w:tc>
+        <w:tc>
+          <w:tcPr>
+            <w:tcW w:w="4137" w:type="dxa"/>
+            <w:tcBorders>
+              <w:top w:val="single" w:sz="4" w:space="0" w:color="000000"/>
+              <w:left w:val="single" w:sz="4" w:space="0" w:color="000000"/>
+              <w:bottom w:val="single" w:sz="4" w:space="0" w:color="000000"/>
+              <w:right w:val="single" w:sz="4" w:space="0" w:color="000000"/>
+            </w:tcBorders>
+          </w:tcPr>
+          <w:p>
+            <w:pPr>
+              <w:snapToGrid w:val="0"/>
+              <w:jc w:val="center"/>
+              <w:rPr>
+                <w:sz w:val="24"/>
+              </w:rPr>
+            </w:pPr>
+            <w:r>
+              <w:rPr>
+                <w:sz w:val="24"/>
+              </w:rPr>
+              <w:t>Автоматический запуск</w:t>
+            </w:r>
+          </w:p>
+        </w:tc>
+        <w:tc>
+          <w:tcPr>
+            <w:tcW w:w="1686" w:type="dxa"/>
+            <w:tcBorders>
+              <w:top w:val="single" w:sz="4" w:space="0" w:color="000000"/>
+              <w:left w:val="single" w:sz="4" w:space="0" w:color="000000"/>
+              <w:bottom w:val="single" w:sz="4" w:space="0" w:color="000000"/>
+              <w:right w:val="single" w:sz="4" w:space="0" w:color="000000"/>
+            </w:tcBorders>
+          </w:tcPr>
+          <w:p>
+            <w:pPr>
+              <w:snapToGrid w:val="0"/>
+              <w:jc w:val="center"/>
+              <w:rPr>
+                <w:b/>
+                <w:bCs/>
+                <w:sz w:val="24"/>
+              </w:rPr>
+            </w:pPr>
+            <w:r>
+              <w:rPr>
+                <w:b/>
+                <w:bCs/>
+                <w:sz w:val="24"/>
+              </w:rPr>
+              <w:t>1</w:t>
+            </w:r>
+            <w:r>
+              <w:rPr>
+                <w:b/>
+                <w:bCs/>
+                <w:sz w:val="24"/>
+              </w:rPr>
+              <w:t>3</w:t>
+            </w:r>
+          </w:p>
+        </w:tc>
+        <w:tc>
+          <w:tcPr>
+            <w:tcW w:w="1685" w:type="dxa"/>
+            <w:tcBorders>
+              <w:top w:val="single" w:sz="4" w:space="0" w:color="000000"/>
+              <w:left w:val="single" w:sz="4" w:space="0" w:color="000000"/>
+              <w:bottom w:val="single" w:sz="4" w:space="0" w:color="000000"/>
+              <w:right w:val="single" w:sz="4" w:space="0" w:color="000000"/>
+            </w:tcBorders>
+            <w:vAlign w:val="center"/>
+          </w:tcPr>
+          <w:p>
+            <w:pPr>
+              <w:snapToGrid w:val="0"/>
+              <w:jc w:val="center"/>
+              <w:rPr>
+                <w:b/>
+                <w:sz w:val="24"/>
+              </w:rPr>
+            </w:pPr>
+            <w:r>
+              <w:rPr>
+                <w:b/>
+                <w:sz w:val="24"/>
+              </w:rPr>
+              <w:t>Да</w:t>
+            </w:r>
+          </w:p>
+        </w:tc>
+        <w:tc>
+          <w:tcPr>
+            <w:tcW w:w="1839" w:type="dxa"/>
+            <w:tcBorders>
+              <w:top w:val="single" w:sz="4" w:space="0" w:color="000000"/>
+              <w:left w:val="single" w:sz="4" w:space="0" w:color="000000"/>
+              <w:bottom w:val="single" w:sz="4" w:space="0" w:color="000000"/>
+              <w:right w:val="single" w:sz="4" w:space="0" w:color="000000"/>
+            </w:tcBorders>
+            <w:vAlign w:val="center"/>
+          </w:tcPr>
+          <w:p>
+            <w:pPr>
+              <w:snapToGrid w:val="0"/>
+              <w:jc w:val="center"/>
+              <w:rPr>
+                <w:b/>
+                <w:sz w:val="24"/>
+              </w:rPr>
+            </w:pPr>
+          </w:p>
+        </w:tc>
+      </w:tr>
+      <w:tr>
+        <w:trPr>
+          <w:trHeight w:val="278"/>
+        </w:trPr>
+        <w:tc>
+          <w:tcPr>
+            <w:tcW w:w="766" w:type="dxa"/>
+            <w:tcBorders>
+              <w:top w:val="single" w:sz="4" w:space="0" w:color="000000"/>
+              <w:left w:val="single" w:sz="4" w:space="0" w:color="000000"/>
+              <w:bottom w:val="single" w:sz="4" w:space="0" w:color="000000"/>
+              <w:right w:val="single" w:sz="4" w:space="0" w:color="000000"/>
+            </w:tcBorders>
+          </w:tcPr>
+          <w:p>
+            <w:pPr>
+              <w:snapToGrid w:val="0"/>
+              <w:jc w:val="center"/>
+              <w:rPr>
+                <w:b/>
+                <w:bCs/>
+                <w:sz w:val="24"/>
+              </w:rPr>
+            </w:pPr>
+            <w:r>
+              <w:rPr>
+                <w:b/>
+                <w:bCs/>
+                <w:sz w:val="24"/>
+              </w:rPr>
+              <w:t>18</w:t>
+            </w:r>
+          </w:p>
+        </w:tc>
+        <w:tc>
+          <w:tcPr>
+            <w:tcW w:w="4137" w:type="dxa"/>
+            <w:tcBorders>
+              <w:top w:val="single" w:sz="4" w:space="0" w:color="000000"/>
+              <w:left w:val="single" w:sz="4" w:space="0" w:color="000000"/>
+              <w:bottom w:val="single" w:sz="4" w:space="0" w:color="000000"/>
+              <w:right w:val="single" w:sz="4" w:space="0" w:color="000000"/>
+            </w:tcBorders>
+          </w:tcPr>
+          <w:p>
+            <w:pPr>
+              <w:snapToGrid w:val="0"/>
+              <w:jc w:val="center"/>
+              <w:rPr>
+                <w:sz w:val="24"/>
+              </w:rPr>
+            </w:pPr>
+            <w:r>
+              <w:rPr>
+                <w:sz w:val="24"/>
+              </w:rPr>
+              <w:t>Проверка своевременности обновления витрин</w:t>
+            </w:r>
+          </w:p>
+        </w:tc>
+        <w:tc>
+          <w:tcPr>
+            <w:tcW w:w="1686" w:type="dxa"/>
+            <w:tcBorders>
+              <w:top w:val="single" w:sz="4" w:space="0" w:color="000000"/>
+              <w:left w:val="single" w:sz="4" w:space="0" w:color="000000"/>
+              <w:bottom w:val="single" w:sz="4" w:space="0" w:color="000000"/>
+              <w:right w:val="single" w:sz="4" w:space="0" w:color="000000"/>
+            </w:tcBorders>
+          </w:tcPr>
+          <w:p>
+            <w:pPr>
+              <w:snapToGrid w:val="0"/>
+              <w:jc w:val="center"/>
+              <w:rPr>
+                <w:b/>
+                <w:bCs/>
+                <w:sz w:val="24"/>
+              </w:rPr>
+            </w:pPr>
+            <w:r>
+              <w:rPr>
+                <w:b/>
+                <w:bCs/>
+                <w:sz w:val="24"/>
+              </w:rPr>
+              <w:t>14</w:t>
+            </w:r>
+          </w:p>
+        </w:tc>
+        <w:tc>
+          <w:tcPr>
+            <w:tcW w:w="1685" w:type="dxa"/>
+            <w:tcBorders>
+              <w:top w:val="single" w:sz="4" w:space="0" w:color="000000"/>
+              <w:left w:val="single" w:sz="4" w:space="0" w:color="000000"/>
+              <w:bottom w:val="single" w:sz="4" w:space="0" w:color="000000"/>
+              <w:right w:val="single" w:sz="4" w:space="0" w:color="000000"/>
+            </w:tcBorders>
+          </w:tcPr>
+          <w:p>
+            <w:pPr>
+              <w:snapToGrid w:val="0"/>
+              <w:jc w:val="center"/>
+              <w:rPr>
+                <w:b/>
+                <w:sz w:val="24"/>
+              </w:rPr>
+            </w:pPr>
+            <w:r>
+              <w:rPr>
+                <w:b/>
+                <w:sz w:val="24"/>
+              </w:rPr>
+              <w:t>Да</w:t>
+            </w:r>
+          </w:p>
+        </w:tc>
+        <w:tc>
+          <w:tcPr>
+            <w:tcW w:w="1839" w:type="dxa"/>
+            <w:tcBorders>
+              <w:top w:val="single" w:sz="4" w:space="0" w:color="000000"/>
+              <w:left w:val="single" w:sz="4" w:space="0" w:color="000000"/>
+              <w:bottom w:val="single" w:sz="4" w:space="0" w:color="000000"/>
+              <w:right w:val="single" w:sz="4" w:space="0" w:color="000000"/>
+            </w:tcBorders>
+            <w:vAlign w:val="center"/>
+          </w:tcPr>
+          <w:p>
+            <w:pPr>
+              <w:snapToGrid w:val="0"/>
+              <w:jc w:val="center"/>
+              <w:rPr>
+                <w:b/>
+                <w:sz w:val="24"/>
+              </w:rPr>
+            </w:pPr>
+          </w:p>
+        </w:tc>
+      </w:tr>
+      <w:tr>
+        <w:trPr>
+          <w:trHeight w:val="278"/>
+        </w:trPr>
+        <w:tc>
+          <w:tcPr>
+            <w:tcW w:w="766" w:type="dxa"/>
+            <w:tcBorders>
+              <w:top w:val="single" w:sz="4" w:space="0" w:color="000000"/>
+              <w:left w:val="single" w:sz="4" w:space="0" w:color="000000"/>
+              <w:bottom w:val="single" w:sz="4" w:space="0" w:color="000000"/>
+              <w:right w:val="single" w:sz="4" w:space="0" w:color="000000"/>
+            </w:tcBorders>
+          </w:tcPr>
+          <w:p>
+            <w:pPr>
+              <w:snapToGrid w:val="0"/>
+              <w:jc w:val="center"/>
+              <w:rPr>
+                <w:b/>
+                <w:bCs/>
+                <w:sz w:val="24"/>
+              </w:rPr>
+            </w:pPr>
+            <w:r>
+              <w:rPr>
+                <w:b/>
+                <w:bCs/>
+                <w:sz w:val="24"/>
+              </w:rPr>
+              <w:t>19</w:t>
+            </w:r>
+          </w:p>
+        </w:tc>
+        <w:tc>
+          <w:tcPr>
+            <w:tcW w:w="4137" w:type="dxa"/>
+            <w:tcBorders>
+              <w:top w:val="single" w:sz="4" w:space="0" w:color="000000"/>
+              <w:left w:val="single" w:sz="4" w:space="0" w:color="000000"/>
+              <w:bottom w:val="single" w:sz="4" w:space="0" w:color="000000"/>
+              <w:right w:val="single" w:sz="4" w:space="0" w:color="000000"/>
+            </w:tcBorders>
+          </w:tcPr>
+          <w:p>
+            <w:pPr>
+              <w:snapToGrid w:val="0"/>
+              <w:jc w:val="center"/>
+              <w:rPr>
+                <w:sz w:val="24"/>
+              </w:rPr>
+            </w:pPr>
+            <w:r>
+              <w:rPr>
+                <w:sz w:val="24"/>
+              </w:rPr>
+              <w:t>Проверка документации</w:t>
+            </w:r>
+          </w:p>
+        </w:tc>
+        <w:tc>
+          <w:tcPr>
+            <w:tcW w:w="1686" w:type="dxa"/>
+            <w:tcBorders>
+              <w:top w:val="single" w:sz="4" w:space="0" w:color="000000"/>
+              <w:left w:val="single" w:sz="4" w:space="0" w:color="000000"/>
+              <w:bottom w:val="single" w:sz="4" w:space="0" w:color="000000"/>
+              <w:right w:val="single" w:sz="4" w:space="0" w:color="000000"/>
+            </w:tcBorders>
+          </w:tcPr>
+          <w:p>
+            <w:pPr>
+              <w:snapToGrid w:val="0"/>
+              <w:jc w:val="center"/>
+              <w:rPr>
+                <w:b/>
+                <w:bCs/>
+                <w:sz w:val="24"/>
+              </w:rPr>
+            </w:pPr>
+            <w:r>
+              <w:rPr>
+                <w:b/>
+                <w:bCs/>
+                <w:sz w:val="24"/>
+              </w:rPr>
+              <w:t>1</w:t>
+            </w:r>
+            <w:r>
+              <w:rPr>
+                <w:b/>
+                <w:bCs/>
+                <w:sz w:val="24"/>
+              </w:rPr>
+              <w:t>5</w:t>
+            </w:r>
+          </w:p>
+        </w:tc>
+        <w:tc>
+          <w:tcPr>
+            <w:tcW w:w="1685" w:type="dxa"/>
+            <w:tcBorders>
+              <w:top w:val="single" w:sz="4" w:space="0" w:color="000000"/>
+              <w:left w:val="single" w:sz="4" w:space="0" w:color="000000"/>
+              <w:bottom w:val="single" w:sz="4" w:space="0" w:color="000000"/>
+              <w:right w:val="single" w:sz="4" w:space="0" w:color="000000"/>
+            </w:tcBorders>
+            <w:vAlign w:val="center"/>
+          </w:tcPr>
+          <w:p>
+            <w:pPr>
+              <w:snapToGrid w:val="0"/>
+              <w:jc w:val="center"/>
+              <w:rPr>
+                <w:b/>
+                <w:sz w:val="24"/>
               </w:rPr>
             </w:pPr>
             <w:r>
@@ -20519,7 +22381,7 @@
   <w:abstractNum w:abstractNumId="2" w15:restartNumberingAfterBreak="0">
     <w:nsid w:val="03A46A80"/>
     <w:multiLevelType w:val="hybridMultilevel"/>
-    <w:tmpl w:val="21F4DE46"/>
+    <w:tmpl w:val="063222E4"/>
     <w:lvl w:ilvl="0" w:tplc="D182EF8C">
       <w:start w:val="1"/>
       <w:numFmt w:val="bullet"/>
@@ -20536,28 +22398,36 @@
         <w:szCs w:val="22"/>
       </w:rPr>
     </w:lvl>
-    <w:lvl w:ilvl="1" w:tplc="04190003">
+    <w:lvl w:ilvl="1" w:tplc="D182EF8C">
       <w:start w:val="1"/>
       <w:numFmt w:val="bullet"/>
-      <w:lvlText w:val="o"/>
+      <w:lvlText w:val=""/>
       <w:lvlJc w:val="left"/>
       <w:pPr>
         <w:ind w:left="1440" w:hanging="360"/>
       </w:pPr>
       <w:rPr>
-        <w:rFonts w:ascii="Courier New" w:hAnsi="Courier New" w:cs="Courier New" w:hint="default"/>
+        <w:rFonts w:ascii="Symbol" w:hAnsi="Symbol" w:hint="default"/>
+        <w:b w:val="0"/>
+        <w:i w:val="0"/>
+        <w:sz w:val="24"/>
+        <w:szCs w:val="22"/>
       </w:rPr>
     </w:lvl>
-    <w:lvl w:ilvl="2" w:tplc="04190005" w:tentative="1">
+    <w:lvl w:ilvl="2" w:tplc="D182EF8C">
       <w:start w:val="1"/>
       <w:numFmt w:val="bullet"/>
-      <w:lvlText w:val=""/>
+      <w:lvlText w:val=""/>
       <w:lvlJc w:val="left"/>
       <w:pPr>
         <w:ind w:left="2160" w:hanging="360"/>
       </w:pPr>
       <w:rPr>
-        <w:rFonts w:ascii="Wingdings" w:hAnsi="Wingdings" w:hint="default"/>
+        <w:rFonts w:ascii="Symbol" w:hAnsi="Symbol" w:hint="default"/>
+        <w:b w:val="0"/>
+        <w:i w:val="0"/>
+        <w:sz w:val="24"/>
+        <w:szCs w:val="22"/>
       </w:rPr>
     </w:lvl>
     <w:lvl w:ilvl="3" w:tplc="04190001" w:tentative="1">
